--- a/applications-2026/2026-TMB-entry-form-filled.docx
+++ b/applications-2026/2026-TMB-entry-form-filled.docx
@@ -916,7 +916,7 @@
         <w:rPr>
           <w:sz w:val="21"/>
         </w:rPr>
-        <w:t>Two Mile Borris is a small village on the N75 in mid-Tipperary, about 5 km east of Thurles and 1 km off the M8 motorway at Junction 5. The village sits between Thurles and Horse and Jockey, with the L4202 running through the village core.</w:t>
+        <w:t>Two Mile Borris is a small village on the N75 in mid-Tipperary, about 5 km east of Thurles and 1 km off the M8 motorway at Junction 5. It can also be approached from the old National road R639, which runs parallel to the M8 and passes through the nearby village of Littleton to the South and Urlingford to the North</w:t>
       </w:r>
     </w:p>
     <w:p>
@@ -2649,7 +2649,7 @@
         <w:rPr>
           <w:sz w:val="21"/>
         </w:rPr>
-        <w:t>27.</w:t>
+        <w:t>Around 15 in the core committee.</w:t>
       </w:r>
     </w:p>
     <w:p/>
@@ -2715,7 +2715,7 @@
         <w:rPr>
           <w:sz w:val="21"/>
         </w:rPr>
-        <w:t>Around a dozen regulars beyond the committee, plus a wider network that turns out for set-piece days. Named in 2026 across the year: Patrick H (willow), Michael M (Sensory Garden timber), Ann-Marie D (planter watering rota), Michelle M (mutt-mitt round), Eileen C (water butt top-ups from Meadow Brook), and on the autumn 2025 bulb planting day Peter N, Kieran O'D, John McC, Rory, Amy, Noel, Tanya, Chloe and Cathal among others. April 2026 clean-ups added Anne-Marie, Aidan, Brian, David, Dave, Declan, John, Karen, Pat, Maeve, Billy, Paddy and Tom.</w:t>
+        <w:t>Beyond the core 15, the wider volunteer network grows to more than 40 across the year. Named in 2026 across regular activity: Patrick H (willow), Michael M (Sensory Garden timber), Ann-Marie D (planter watering rota), Michelle M (mutt-mitt round), Eileen C (water butt top-ups from Meadow Brook), and on the autumn 2025 bulb planting day Peter N, Kieran O'D, John McC, Rory, Amy, Noel, Tanya, Chloe and Cathal among others. April 2026 clean-ups added Anne-Marie, Aidan, Brian, David, Dave, Declan, John, Karen, Pat, Maeve, Billy, Paddy and Tom.</w:t>
       </w:r>
     </w:p>
     <w:p/>
@@ -2762,152 +2762,60 @@
         <w:rPr>
           <w:sz w:val="21"/>
         </w:rPr>
-        <w:t xml:space="preserve">The committee operates as a small steady core supplemented by the wider network above. Set-piece days through 2026: four consecutive Thursday clean-ups in April (Section 6), the Sensory Garden timber blitz (Project 018), the living-willow re-weave (Project 048), the village-wide planter watering rota, the year-round mutt-mitt round, and ongoing maintenance of the village's blue trough planters. Our weekly </w:t>
-      </w:r>
-      <w:r>
-        <w:rPr>
-          <w:b/>
-          <w:sz w:val="21"/>
-        </w:rPr>
-        <w:t>Split the Pot</w:t>
-      </w:r>
-      <w:r>
-        <w:rPr>
-          <w:sz w:val="21"/>
-        </w:rPr>
-        <w:t xml:space="preserve"> charity lottery is run jointly with four sister volunteer groups (TMB Development Group, Parents Association, Defibrillator Group, Christmas Lights Group); subscriptions auto-renew at €2/week with proceeds split between the winning ticket and the participating groups, giving us predictable unrestricted income and keeping the village's volunteer effort intentionally connected.</w:t>
-      </w:r>
-    </w:p>
-    <w:p>
-      <w:r>
-        <w:rPr>
-          <w:b/>
-          <w:sz w:val="21"/>
-        </w:rPr>
-        <w:t>Village graveyard extension — committee contribution.</w:t>
-      </w:r>
-      <w:r>
-        <w:rPr>
-          <w:sz w:val="21"/>
-        </w:rPr>
-        <w:t xml:space="preserve"> TMB Tidy Towns put </w:t>
-      </w:r>
-      <w:r>
-        <w:rPr>
-          <w:b/>
-          <w:sz w:val="21"/>
-        </w:rPr>
-        <w:t>€1,000</w:t>
-      </w:r>
-      <w:r>
-        <w:rPr>
-          <w:sz w:val="21"/>
-        </w:rPr>
-        <w:t xml:space="preserve"> of our own funding into the new graveyard extension alongside the </w:t>
-      </w:r>
-      <w:r>
-        <w:rPr>
-          <w:b/>
-          <w:sz w:val="21"/>
-        </w:rPr>
-        <w:t>Two Mile Borris Graveyard Committee</w:t>
-      </w:r>
-      <w:r>
-        <w:rPr>
-          <w:sz w:val="21"/>
-        </w:rPr>
-        <w:t xml:space="preserve">, attended planning meetings through 2024 to 2025, and was on the ground for the </w:t>
-      </w:r>
-      <w:r>
-        <w:rPr>
-          <w:b/>
-          <w:sz w:val="21"/>
-        </w:rPr>
-        <w:t>Turning of the Sod</w:t>
-      </w:r>
-      <w:r>
-        <w:rPr>
-          <w:sz w:val="21"/>
-        </w:rPr>
-        <w:t xml:space="preserve"> day in February 2025. The new entrance stonework was completed during the year and is a striking piece of work, a real lift for that side of the village (photographs attached). The graveyard committee's fundraising base reaches well beyond our own contribution: </w:t>
-      </w:r>
-      <w:r>
-        <w:rPr>
-          <w:b/>
-          <w:sz w:val="21"/>
-        </w:rPr>
-        <w:t>Eamonn Medley</w:t>
-      </w:r>
-      <w:r>
-        <w:rPr>
-          <w:sz w:val="21"/>
-        </w:rPr>
-        <w:t xml:space="preserve"> regularly opens the </w:t>
-      </w:r>
-      <w:r>
-        <w:rPr>
-          <w:b/>
-          <w:sz w:val="21"/>
-        </w:rPr>
-        <w:t>Two-Mile-Borris Transport Museum</w:t>
-      </w:r>
-      <w:r>
-        <w:rPr>
-          <w:sz w:val="21"/>
-        </w:rPr>
-        <w:t xml:space="preserve"> on the eastern edge of the village for car shows and coffee mornings (Eamonn is also heavily involved in </w:t>
-      </w:r>
-      <w:r>
-        <w:rPr>
-          <w:b/>
-          <w:sz w:val="21"/>
-        </w:rPr>
-        <w:t>Thurles Lions Club</w:t>
-      </w:r>
-      <w:r>
-        <w:rPr>
-          <w:sz w:val="21"/>
-        </w:rPr>
-        <w:t xml:space="preserve">), with the proceeds shared out among the village's community groups, the graveyard committee included. The </w:t>
-      </w:r>
-      <w:r>
-        <w:rPr>
-          <w:b/>
-          <w:sz w:val="21"/>
-        </w:rPr>
-        <w:t>annual St Bridget's Day Clover Bog Walk</w:t>
-      </w:r>
-      <w:r>
-        <w:rPr>
-          <w:sz w:val="21"/>
-        </w:rPr>
-        <w:t xml:space="preserve"> channels its takings the same way (€1,000 to the graveyard development from the 2025 outing). With the build done we are now looking forward to the planting phase: working with the Graveyard Committee, </w:t>
-      </w:r>
-      <w:r>
-        <w:rPr>
-          <w:b/>
-          <w:sz w:val="21"/>
-        </w:rPr>
-        <w:t>Father Tom</w:t>
-      </w:r>
-      <w:r>
-        <w:rPr>
-          <w:sz w:val="21"/>
-        </w:rPr>
-        <w:t xml:space="preserve"> at St James parish, and Tipperary County Council Biodiversity Officer </w:t>
-      </w:r>
-      <w:r>
-        <w:rPr>
-          <w:b/>
-          <w:sz w:val="21"/>
-        </w:rPr>
-        <w:t>Ann-Marie Fleming</w:t>
-      </w:r>
-      <w:r>
-        <w:rPr>
-          <w:sz w:val="21"/>
-        </w:rPr>
-        <w:t xml:space="preserve"> on a sympathetic native-planting scheme. The cemetery extension is one of the village's most significant new amenities and we expect to be involved in its landscaping for years to come.</w:t>
+        <w:t>The committee operates as a steady core of around 15 supplemented by the wider 40-plus network above. Set-piece days through 2026: four consecutive Thursday clean-ups in April (Section 6), the Sensory Garden timber blitz (Project 018, https://aburnsy.github.io/tidytowns/completed/018-sensory-garden-maintenance/), the living-willow re-weave (Project 048, https://aburnsy.github.io/tidytowns/completed/048-sensory-garden-willow-reweaving/), the village-wide planter watering rota, the year-round mutt-mitt round, and ongoing maintenance of the village's blue trough planters.</w:t>
+      </w:r>
+    </w:p>
+    <w:p>
+      <w:r>
+        <w:rPr>
+          <w:sz w:val="21"/>
+        </w:rPr>
+        <w:t>Our weekly Split the Pot charity lottery is run jointly across five village volunteer groups: TMB Tidy Towns alongside the TMB Development Group, the Parents Association, the Defibrillator Group, and the Christmas Lights Committee. Subscriptions auto-renew at €2 per week (cash entries also accepted at the pubs and shop) and proceeds are split evenly between the five groups and the weekly winning ticket. It gives all five groups predictable unrestricted income and keeps the village's volunteer effort intentionally connected. In 2026 the draw delivered €7,200 to TMB Tidy Towns, up on 2025 and a useful illustration of how broad the village's voluntary base actually is.</w:t>
+      </w:r>
+    </w:p>
+    <w:p>
+      <w:r>
+        <w:rPr>
+          <w:b/>
+          <w:sz w:val="21"/>
+        </w:rPr>
+        <w:t>Joan's Wellie Walk and Auction, St Stephen's Day 2025.</w:t>
+      </w:r>
+      <w:r>
+        <w:rPr>
+          <w:sz w:val="21"/>
+        </w:rPr>
+        <w:t xml:space="preserve"> Joan's Wellie Walk and Auction (St Stephen's Day, 26 December 2025) has become one of the village's biggest community days of the year. The 2025 walk and Monster Auction was held in memory of committee member Joan O'Dwyer, who sadly passed away in 2024, and raised funds for the Christmas Lights Committee (one of our four Split the Pot sister groups). Registration was at 11am at Two Mile Borris with the auction following the walk. The walk is deliberately loud, warm and welcoming: it gets the village out together on a quiet day in the year and channels the takings straight back into something everyone in the village sees (the lights). Joan's name on the poster matters; this is the village remembering one of its own and looking after each other in the same breath.</w:t>
+      </w:r>
+    </w:p>
+    <w:p>
+      <w:r>
+        <w:rPr>
+          <w:b/>
+          <w:sz w:val="21"/>
+        </w:rPr>
+        <w:t>Wider voluntary infrastructure.</w:t>
+      </w:r>
+      <w:r>
+        <w:rPr>
+          <w:sz w:val="21"/>
+        </w:rPr>
+        <w:t xml:space="preserve"> The committee operates inside a wider village volunteer scene that we lean on and learn from. Two Mile Borris has two publicly accessible community defibrillators (one mounted on the school wall, one on the front of Bannon's bar), maintained by the village Defibrillator Group, a separate volunteer group funded directly through the weekly Split the Pot draw. Alongside the parish, the school, and Eamonn Medley's transport museum, the defib group is part of what makes the village's voluntary base so strong; we are glad to share Split the Pot with them and we point residents at the defib locations whenever the question comes up.</w:t>
+      </w:r>
+    </w:p>
+    <w:p>
+      <w:r>
+        <w:rPr>
+          <w:b/>
+          <w:sz w:val="21"/>
+        </w:rPr>
+        <w:t>Village graveyard extension, committee contribution.</w:t>
+      </w:r>
+      <w:r>
+        <w:rPr>
+          <w:sz w:val="21"/>
+        </w:rPr>
+        <w:t xml:space="preserve"> TMB Tidy Towns put €1,000 of our own funding into the new graveyard extension alongside the Two Mile Borris Graveyard Committee, attended planning meetings through 2024 to 2025, and was on the ground for the Turning of the Sod day in February 2025. The new entrance stonework was completed during the year and is a striking piece of work, a real lift for that side of the village (photographs in the appendix). The graveyard committee's fundraising base reaches well beyond our own contribution: Eamonn Medley regularly opens the Two-Mile-Borris Transport Museum on the eastern edge of the village for car shows and coffee mornings (Eamonn is also heavily involved in Thurles Lions Club), with the proceeds shared out among the village's community groups, the graveyard committee included. The annual St Bridget's Day Clover Bog Walk channels its takings the same way (€1,000 to the graveyard development from the 2025 outing). With the build done we are now looking forward to the planting phase: working with the Graveyard Committee, Father Tom at St James parish, and County Biodiversity Officer Ann-Marie Fleming on a sympathetic native-planting scheme. The cemetery extension is one of the village's most significant new amenities and we expect to be involved in its landscaping for years to come.</w:t>
       </w:r>
     </w:p>
     <w:p>
@@ -3013,7 +2921,7 @@
         <w:rPr>
           <w:sz w:val="21"/>
         </w:rPr>
-        <w:t>Tipperary County Council (Heritage Officer Róisín O Grady, Biodiversity Officer Ann-Marie Fleming, Thurles Municipal District Roads with District Director Mark Connolly), Two Mile Borris National School (Mr McCullagh, Joann Cussen, Green Schools), St James Parish (Father Tom), Cllr Sean Ryan, North Tipperary LEADER Partnership / NTDC (Lorraine McKeogh, LEADER grant for Bog Walk Phase 1), Moycarkey Borris GAA, TMB Christmas Lights Committee, Thurles Lions Club, TMB Vintage Club, Two Mile Borris Graveyard Committee, MBB Community Development DSP CE Scheme, local builder SMJ Construction (Seanie M), local pubs and shop (Bannon's, Tully's, Corcoran's), villagers Réidín and Sinead Carey (photographs and event detail for the public project tracker), and the named volunteers listed above.</w:t>
+        <w:t>Tipperary County Council (Heritage Officer Róisín O Grady, Biodiversity Officer Ann-Marie Fleming, Thurles Municipal District Roads with District Director Mark Connolly), Two Mile Borris National School (Mr McCullagh, Joann Cussen, Green Schools), St James Parish (Father Tom), Cllr Sean Ryan, North Tipperary LEADER Partnership and NTDC (Lorraine McKeogh, LEADER grant for Bog Walk Phase 1), Moycarkey Borris GAA, TMB Christmas Lights Committee, Thurles Lions Club, TMB Vintage Club, Two Mile Borris Graveyard Committee, MBB Community Development DSP CE Scheme, local builder SMJ Construction (Seanie M), local pubs and shop (Bannon's, Tully's, Corcoran's), villagers Réidín and Sinead Carey (photographs and event detail for the public project tracker), and the named volunteers listed above.</w:t>
       </w:r>
     </w:p>
     <w:p>
@@ -3092,7 +3000,15 @@
         <w:rPr>
           <w:sz w:val="21"/>
         </w:rPr>
-        <w:t>Public project tracker website (https://aburnsy.github.io/tidytowns/), village WhatsApp groups, Parish leaflet (St James), Tipperary Star newspaper, the Tidy Towns Instagram account @twomileborristidytowns (Project 043, live and growing), residents-association group chats (committee members sit on most of these and post directly), the school Parents Association communications app (committee parents post Tidy Towns notices alongside school messages), and the Sunday Split the Pot draws.</w:t>
+        <w:t>Public project tracker website (https://aburnsy.github.io/tidytowns/), village WhatsApp groups, Parish leaflet (St James), Tipperary Star newspaper, the TMB Tidy Towns Instagram account @twomileborristidytowns (Project 043, https://aburnsy.github.io/tidytowns/completed/043-tidy-towns-instagram/), residents-association group chats (committee members sit on most of these and post directly), the school Parents Association communications app (committee parents post Tidy Towns notices alongside school messages), and the Sunday Split the Pot draws.</w:t>
+      </w:r>
+    </w:p>
+    <w:p>
+      <w:r>
+        <w:rPr>
+          <w:sz w:val="21"/>
+        </w:rPr>
+        <w:t>The April 2026 Community Litter Pick is a worked example of these channels firing together. The committee ran one flyer (a working copy is in the photo appendix) and pushed it out across the four channels above on the same day: the Parents Association comms app, the residents-association group chats, the village WhatsApp groups, the Tidy Towns Instagram account, and direct email. Turnout across the four Thursdays in April reflected that reach: the village core was covered by a regular crew, and the approach roads were carried by villagers who came in directly off the residents-association and Parents Association notices.</w:t>
       </w:r>
     </w:p>
     <w:p>
@@ -3187,42 +3103,9 @@
     <w:p>
       <w:r>
         <w:rPr>
-          <w:b/>
-          <w:sz w:val="21"/>
-        </w:rPr>
-        <w:t>Two Mile Borris National School (Scoil Mochaomhóg Naofa NS)</w:t>
-      </w:r>
-      <w:r>
-        <w:rPr>
-          <w:sz w:val="21"/>
-        </w:rPr>
-        <w:t xml:space="preserve"> sits directly beside the village Sensory Garden, which doubles as the school's outdoor classroom. Teacher </w:t>
-      </w:r>
-      <w:r>
-        <w:rPr>
-          <w:b/>
-          <w:sz w:val="21"/>
-        </w:rPr>
-        <w:t>Joann Cussen</w:t>
-      </w:r>
-      <w:r>
-        <w:rPr>
-          <w:sz w:val="21"/>
-        </w:rPr>
-        <w:t xml:space="preserve"> leads the school's 8th Green Flag application (2026 theme: </w:t>
-      </w:r>
-      <w:r>
-        <w:rPr>
-          <w:b/>
-          <w:sz w:val="21"/>
-        </w:rPr>
-        <w:t>Global Citizenship Marine</w:t>
-      </w:r>
-      <w:r>
-        <w:rPr>
-          <w:sz w:val="21"/>
-        </w:rPr>
-        <w:t>); past flags continue to operate alongside it. School activity in 2026: National Spring Clean (8 years running), Clean Up Tipp Term 1 with termly litter picks committed going forward, the Picker Pals home-rotation kit, a battery recycling drive across village pubs and shops, raised-bed school gardening, active travel via the An Taisce bike shed. Committee contribution is structural: keeping the Sensory Garden ready for daily school use (Projects 018 and 048), placing our locally-made blue planter under the school's 1846 cast plaque, and running our village-edge clean-ups in parallel with the school's so the village gets wider coverage. Beyond the formal Green Schools link, the after-school programme run from the school building uses the Sensory Garden as part of its activity space, and committee members regularly bring their own children along on the village litter picks. We do not have a Junior Tidy Towns or formal youth representation on the committee; the school is in effect our youth partner. Section 4 sets out the full Green Schools narrative.</w:t>
+          <w:sz w:val="21"/>
+        </w:rPr>
+        <w:t>Two Mile Borris National School (Scoil Mochaomhóg Naofa NS) sits directly beside the village Sensory Garden, which doubles as the school's outdoor classroom. Teacher Joann Cussen leads the school's 8th Green Flag application (2026 theme: Global Citizenship Marine); past flags continue to operate alongside it. School activity in 2026: National Spring Clean (8 years running), Clean Up Tipp Term 1 with termly litter picks committed going forward, the Picker Pals home-rotation kit, a battery recycling drive across village pubs and shops, raised-bed school gardening, active travel via the An Taisce bike shed. Committee contribution is structural: keeping the Sensory Garden ready for daily school use (Projects 018 and 048), placing our locally-made blue planter under the school's 1846 cast plaque, and running our village-edge clean-ups in parallel with the school's so the village gets wider coverage. Beyond the formal Green Schools link, the after-school programme run from the school building uses the Sensory Garden as part of its activity space, and committee members regularly bring their own children along on the village litter picks. We do not have a Junior Tidy Towns or formal youth representation on the committee; the school is in effect our youth partner. Section 4 sets out the full Green Schools narrative.</w:t>
       </w:r>
     </w:p>
     <w:p>
@@ -3324,81 +3207,41 @@
     <w:p>
       <w:r>
         <w:rPr>
-          <w:b/>
-          <w:sz w:val="21"/>
-        </w:rPr>
-        <w:t>The public project tracker at https://aburnsy.github.io/tidytowns/</w:t>
-      </w:r>
-      <w:r>
-        <w:rPr>
-          <w:sz w:val="21"/>
-        </w:rPr>
-        <w:t xml:space="preserve">, which doubles as the formal 3 to 5 year plan included with this application. It is a year-long workstream: every active 2026 project, every 2025 to 2026 completed project, and every "future / when capacity allows" idea is on the public site under its own number with status, owner, cost, photographs and direct links from each project to the relevant 2025 adjudicator recommendation. Residents can see at a glance what we are doing, who is responsible and what is planned next; adjudicators can do the same. The tracker also carries a heritage section covering the village's full timeline (Bronze Age ritual enclosure, fifth-century stockaded settlement, Anglo-Norman borough at Buiríos Léith with watermill and 71 silver coins, the seventh-century monastery at Liathmore, the upstanding Norman castle and the 1900 All-Ireland Senior Hurling Championship win) and an interactive village map at https://aburnsy.github.io/tidytowns/assets/village-map.html. Building and populating the tracker has been a genuine cross-village collaboration rather than a one-person build: </w:t>
-      </w:r>
-      <w:r>
-        <w:rPr>
-          <w:b/>
-          <w:sz w:val="21"/>
-        </w:rPr>
-        <w:t>Andy Burns</w:t>
-      </w:r>
-      <w:r>
-        <w:rPr>
-          <w:sz w:val="21"/>
-        </w:rPr>
-        <w:t xml:space="preserve"> (committee volunteer) built the technical platform; </w:t>
-      </w:r>
-      <w:r>
-        <w:rPr>
-          <w:b/>
-          <w:sz w:val="21"/>
-        </w:rPr>
-        <w:t>Mr McCullagh</w:t>
-      </w:r>
-      <w:r>
-        <w:rPr>
-          <w:sz w:val="21"/>
-        </w:rPr>
-        <w:t xml:space="preserve"> and </w:t>
-      </w:r>
-      <w:r>
-        <w:rPr>
-          <w:b/>
-          <w:sz w:val="21"/>
-        </w:rPr>
-        <w:t>Joann Cussen</w:t>
-      </w:r>
-      <w:r>
-        <w:rPr>
-          <w:sz w:val="21"/>
-        </w:rPr>
-        <w:t xml:space="preserve"> at the national school shaped the school-related and Green Schools content; </w:t>
-      </w:r>
-      <w:r>
-        <w:rPr>
-          <w:b/>
-          <w:sz w:val="21"/>
-        </w:rPr>
-        <w:t>Réidín</w:t>
-      </w:r>
-      <w:r>
-        <w:rPr>
-          <w:sz w:val="21"/>
-        </w:rPr>
-        <w:t xml:space="preserve"> went around the village with a camera so the project pages, the place pages and the village map are properly illustrated; </w:t>
-      </w:r>
-      <w:r>
-        <w:rPr>
-          <w:b/>
-          <w:sz w:val="21"/>
-        </w:rPr>
-        <w:t>Sinead Carey</w:t>
-      </w:r>
-      <w:r>
-        <w:rPr>
-          <w:sz w:val="21"/>
-        </w:rPr>
-        <w:t xml:space="preserve"> supplied photos and the detail behind a number of past events, so the village's longer record of activity is captured on the site rather than scattered; and a wider group of villagers checked dates, names and family connections on the heritage pages, so that section reflects their knowledge more than committee research. The tracker is now the foundation for how the committee will run its communications and project management going forward.</w:t>
+          <w:sz w:val="21"/>
+        </w:rPr>
+        <w:t>The 11,100-bulb autumn 2025 to spring 2026 planting programme, jointly delivered by TMB Tidy Towns and three different residents' associations across the village. Project page with photographs: https://aburnsy.github.io/tidytowns/completed/047-annual-bulb-planting-programme/.</w:t>
+      </w:r>
+    </w:p>
+    <w:p>
+      <w:r>
+        <w:rPr>
+          <w:sz w:val="21"/>
+        </w:rPr>
+        <w:t>This was the largest single planting effort the village has done in living memory. 1,600 Dutch Master daffodils, 1,000 Purple Sensation alliums, 1,000 Nigrum alliums, 5,000 Ruby Giant crocus and 2,500 Drumstick alliums went in across the village in autumn 2025. The total invoice was €1,143.51, deliberately structured as a shared cost so that three residents' associations carried part of the spend with us instead of the committee paying for the whole lot. That made it a properly joint project rather than something Tidy Towns dropped on the estates. The TMB Tidy Towns share, with delivery, came in at roughly €320 including VAT.</w:t>
+      </w:r>
+    </w:p>
+    <w:p>
+      <w:r>
+        <w:rPr>
+          <w:sz w:val="21"/>
+        </w:rPr>
+        <w:t>The locations were chosen so that the spring display would belong to the village as a whole and not just one corner of it: the village seating area on the Thurles approach (where the autumn 2025 alliums and Ruby Giant crocuses now frame the existing roadside bench, the most dramatic single image in this submission), the N75 west approach in the Thurles direction, the L4202 east approach outside Leighton Manor, the Cluain Na Seimre entrance green on the Ballyduff Road, the Glen Carraig limestone wall, the Leighton Manor wildflower strip, multiple front gardens and a small green inside the Ardleigh estate. Volunteers on the planting days included Peter N, Kieran O'D, John McC, Rory, Amy, Noel, Tanya, Chloe and Cathal, alongside residents from each estate doing their own ground.</w:t>
+      </w:r>
+    </w:p>
+    <w:p>
+      <w:r>
+        <w:rPr>
+          <w:sz w:val="21"/>
+        </w:rPr>
+        <w:t>It is already paying dividends. The crocus and daffodils carried the spring display from late February through April, and the alliums then took over from May into July. The photo appendix is built around that springtime evidence: alliums and crocuses by the seating area as the lead image, daffodils on the N75 west approach, a honeybee on a Ruby Giant crocus at Glen Carraig, the Cluain Na Seimre entrance green in March, and the same alliums anchoring the Leighton Manor wildflower strip in May. A second tier of evidence sits on the project page on the tracker with more photos and the volunteer roll.</w:t>
+      </w:r>
+    </w:p>
+    <w:p>
+      <w:r>
+        <w:rPr>
+          <w:sz w:val="21"/>
+        </w:rPr>
+        <w:t>The model also matters. Sharing the cost with the residents' associations brought them in as proper partners and gave them a stake in the result; we expect the same model to carry into autumn 2026 and beyond, deepening the village-wide spread of the display each year.</w:t>
       </w:r>
     </w:p>
     <w:p>
@@ -3469,7 +3312,7 @@
         <w:rPr>
           <w:sz w:val="21"/>
         </w:rPr>
-        <w:t>Two Mile Borris first entered TidyTowns in 2013, ran from 2013 to 2019, returned in 2024 and 2026 is our third year back. The discipline of the annual entry — and especially the adjudicator's category-by-category report — gives us a clear external read on what is working and what we are missing. The 2025 adjudicator's report shaped most of our 2026 work programme: every numbered recommendation has a project file on the tracker, and Sections 2 to 8 below walk through what we did against each one.</w:t>
+        <w:t>Two Mile Borris first entered TidyTowns in 2013, ran from 2013 to 2019, returned in 2024 and 2026 is our third year back. The discipline of the annual entry, and especially the adjudicator's category-by-category report, gives us a clear external read on what is working and what we are missing. The 2025 adjudicator's report shaped most of our 2026 work programme: every numbered recommendation has a project file on the tracker, and Sections 2 to 8 below walk through what we did against each one.</w:t>
       </w:r>
     </w:p>
     <w:p>
@@ -3680,220 +3523,90 @@
           <w:i/>
           <w:sz w:val="21"/>
         </w:rPr>
-        <w:t>Detail on every project, photographs and the interactive village map sit on the public tracker at https://aburnsy.github.io/tidytowns/.</w:t>
-      </w:r>
-    </w:p>
-    <w:p>
-      <w:r>
-        <w:rPr>
-          <w:sz w:val="21"/>
-        </w:rPr>
-        <w:t xml:space="preserve">Two Mile Borris's streetscape is anchored at the village centre by the </w:t>
-      </w:r>
-      <w:r>
-        <w:rPr>
-          <w:b/>
-          <w:sz w:val="21"/>
-        </w:rPr>
-        <w:t>All-Ireland Victory Centennial monument</w:t>
-      </w:r>
-      <w:r>
-        <w:rPr>
-          <w:sz w:val="21"/>
-        </w:rPr>
-        <w:t xml:space="preserve"> marking the 1900 All-Ireland Senior Hurling Championship win; the stone wall lists the winning panel and is flanked by club and county flags. Detail on the 1900 win and on the medieval Anglo-Norman borough that preceded today's main street is on the heritage pages at https://aburnsy.github.io/tidytowns/heritage/.</w:t>
-      </w:r>
-    </w:p>
-    <w:p>
-      <w:r>
-        <w:rPr>
-          <w:b/>
-          <w:sz w:val="21"/>
-        </w:rPr>
-        <w:t>Bollards repaint at the monument area (Project 013, M, addresses rec #3 carried from 2024 and 2025).</w:t>
-      </w:r>
-      <w:r>
-        <w:rPr>
-          <w:sz w:val="21"/>
-        </w:rPr>
-        <w:t xml:space="preserve"> Scheduled for May 2026 ahead of adjudication. Current-state baseline photographs are on file; the post-repaint record will be added to Project 013 on the public tracker once the work lands.</w:t>
-      </w:r>
-    </w:p>
-    <w:p>
-      <w:r>
-        <w:rPr>
-          <w:b/>
-          <w:sz w:val="21"/>
-        </w:rPr>
-        <w:t>Cohesive village-wide planter scheme (Project 012, M, addresses rec #4 on All-Ireland Pollinator Plan species).</w:t>
-      </w:r>
-      <w:r>
-        <w:rPr>
-          <w:sz w:val="21"/>
-        </w:rPr>
-        <w:t xml:space="preserve"> The blue trough planters are built by </w:t>
-      </w:r>
-      <w:r>
-        <w:rPr>
-          <w:b/>
-          <w:sz w:val="21"/>
-        </w:rPr>
-        <w:t>Seamus Butler</w:t>
-      </w:r>
-      <w:r>
-        <w:rPr>
-          <w:sz w:val="21"/>
-        </w:rPr>
-        <w:t xml:space="preserve">, a local tradesman, mostly from salvaged timber where he can source it and otherwise from solid locally-sourced wood — keeping the sustainability story honest and the streetscape consistent. They now anchor the cemetery layby, the Meadow Brook entrance, the former Dempsey &amp; Harold Motors site and the school's 1846 plaque on the L4202. We continue to add to the collection — Leighton Manor Estate has commissioned two more from Seamus, awaiting delivery (Section 7). Older end-of-life concrete and plastic planters elsewhere (notably at Corcoran's) are being replaced as they reach end of life rather than ripped out wholesale. Separately, </w:t>
-      </w:r>
-      <w:r>
-        <w:rPr>
-          <w:b/>
-          <w:sz w:val="21"/>
-        </w:rPr>
-        <w:t>Eamonn Medley</w:t>
-      </w:r>
-      <w:r>
-        <w:rPr>
-          <w:sz w:val="21"/>
-        </w:rPr>
-        <w:t xml:space="preserve"> at the Two-Mile-Borris Transport Museum (Section 19 below) has put his own planters either side of the museum gates from his own pocket; they aren't from Seamus and aren't part of our scheme, but they tie in nicely and we welcome them as a contribution from the museum to the eastern end of the village. </w:t>
-      </w:r>
-      <w:r>
-        <w:rPr>
-          <w:b/>
-          <w:sz w:val="21"/>
-        </w:rPr>
-        <w:t>Ann-Marie D</w:t>
-      </w:r>
-      <w:r>
-        <w:rPr>
-          <w:sz w:val="21"/>
-        </w:rPr>
-        <w:t xml:space="preserve"> leads the watering and deadheading rota across all the committee's planters and beds. The pollinator-friendly perennial mix is detailed in Section 3 and in the planting and species note attached.</w:t>
-      </w:r>
-    </w:p>
-    <w:p>
-      <w:r>
-        <w:rPr>
-          <w:b/>
-          <w:sz w:val="21"/>
-        </w:rPr>
-        <w:t>Derelict-property report on the L4202 opposite the cemetery (N, addresses rec #1 on derelict frontages).</w:t>
-      </w:r>
-      <w:r>
-        <w:rPr>
-          <w:sz w:val="21"/>
-        </w:rPr>
-        <w:t xml:space="preserve"> A formal report was lodged with Tipperary County Council's Town Regeneration / Derelict Sites team in May 2026 covering footpath safety (mature copper beech, hawthorn and self-seeded growth encroaching on the public footpath and forcing pedestrians visiting the cemetery into the road) and visual amenity. Photographs attached.</w:t>
-      </w:r>
-    </w:p>
-    <w:p>
-      <w:r>
-        <w:rPr>
-          <w:b/>
-          <w:sz w:val="21"/>
-        </w:rPr>
-        <w:t>Forge as a working village asset (M).</w:t>
-      </w:r>
-      <w:r>
-        <w:rPr>
-          <w:sz w:val="21"/>
-        </w:rPr>
-        <w:t xml:space="preserve"> The old forge beside the church has been brought back into village use and is one of the village's quieter heritage success stories. The building serves year-round as committee storage, and each December it becomes the village's </w:t>
-      </w:r>
-      <w:r>
-        <w:rPr>
-          <w:b/>
-          <w:sz w:val="21"/>
-        </w:rPr>
-        <w:t>Christmas crib</w:t>
-      </w:r>
-      <w:r>
-        <w:rPr>
-          <w:sz w:val="21"/>
-        </w:rPr>
-        <w:t xml:space="preserve"> — a working part of the village's seasonal calendar. The Christmas Lights Committee, with our backing, installed a memorial </w:t>
-      </w:r>
-      <w:r>
-        <w:rPr>
-          <w:b/>
-          <w:sz w:val="21"/>
-        </w:rPr>
-        <w:t>plaque and seat</w:t>
-      </w:r>
-      <w:r>
-        <w:rPr>
-          <w:sz w:val="21"/>
-        </w:rPr>
-        <w:t xml:space="preserve"> outside the forge in memory of one of our former members, with a second plaque inside in memory of past members of the wider committee. The grit-surfaced parking and the shrub border laid down opposite the forge in 2024 to 2025 are still looking well, and the area is the leading candidate for a small </w:t>
-      </w:r>
-      <w:r>
-        <w:rPr>
-          <w:b/>
-          <w:sz w:val="21"/>
-        </w:rPr>
-        <w:t>native-perennial planting refresh</w:t>
-      </w:r>
-      <w:r>
-        <w:rPr>
-          <w:sz w:val="21"/>
-        </w:rPr>
-        <w:t xml:space="preserve"> and a </w:t>
-      </w:r>
-      <w:r>
-        <w:rPr>
-          <w:b/>
-          <w:sz w:val="21"/>
-        </w:rPr>
-        <w:t>tiered pot display</w:t>
-      </w:r>
-      <w:r>
-        <w:rPr>
-          <w:sz w:val="21"/>
-        </w:rPr>
-        <w:t xml:space="preserve"> in 2026 to 2027. The same village volunteer network that runs Split the Pot also coordinates each December on the large </w:t>
-      </w:r>
-      <w:r>
-        <w:rPr>
-          <w:b/>
-          <w:sz w:val="21"/>
-        </w:rPr>
-        <w:t>Christmas tree at the monument area</w:t>
-      </w:r>
-      <w:r>
-        <w:rPr>
-          <w:sz w:val="21"/>
-        </w:rPr>
-        <w:t>: the Christmas Lights Committee owns most of that work and TMB Tidy Towns facilitates from the access and maintenance side.</w:t>
-      </w:r>
-    </w:p>
-    <w:p>
-      <w:r>
-        <w:rPr>
-          <w:b/>
-          <w:sz w:val="21"/>
-        </w:rPr>
-        <w:t>Forge replica window — outreach to County Heritage Officer (Project 022, addresses rec #2).</w:t>
-      </w:r>
-      <w:r>
-        <w:rPr>
-          <w:sz w:val="21"/>
-        </w:rPr>
-        <w:t xml:space="preserve"> Róisín O Grady (roisin.ogrady@tipperarycoco.ie) was contacted directly on 2026-05-08 with specific questions on the forge's curtilage status relative to St James RC Church (TRPS840, immediately adjoining) and on the suitability of the </w:t>
-      </w:r>
-      <w:r>
-        <w:rPr>
-          <w:b/>
-          <w:sz w:val="21"/>
-        </w:rPr>
-        <w:t>Built Heritage Investment Scheme 2026</w:t>
-      </w:r>
-      <w:r>
-        <w:rPr>
-          <w:sz w:val="21"/>
-        </w:rPr>
-        <w:t xml:space="preserve"> round. Her guidance will shape a costed 2027 proposal and a BHIS application in the July 2026 round if the forge is eligible.</w:t>
+        <w:t>Project pages, photographs and the interactive village map sit on the public tracker at https://aburnsy.github.io/tidytowns/.</w:t>
+      </w:r>
+    </w:p>
+    <w:p>
+      <w:r>
+        <w:rPr>
+          <w:sz w:val="21"/>
+        </w:rPr>
+        <w:t>Two Mile Borris's streetscape is anchored at the village centre by the All-Ireland Victory Centennial monument marking the 1900 All-Ireland Senior Hurling Championship win. The stone wall lists the winning panel and is flanked by club and county flags. Detail on the 1900 win and on the medieval Anglo-Norman borough that preceded today's main street is on the heritage pages at https://aburnsy.github.io/tidytowns/heritage/.</w:t>
+      </w:r>
+    </w:p>
+    <w:p>
+      <w:r>
+        <w:rPr>
+          <w:b/>
+          <w:sz w:val="21"/>
+        </w:rPr>
+        <w:t>Bollards repaint at the monument area (Project 013, addresses 2025 rec #3 carried from 2024).</w:t>
+      </w:r>
+      <w:r>
+        <w:rPr>
+          <w:sz w:val="21"/>
+        </w:rPr>
+        <w:t xml:space="preserve"> Scheduled for May 2026 ahead of adjudication. Current-state baseline photographs are on file. The post-repaint record will be added to the project page (https://aburnsy.github.io/tidytowns/projects/013-repaint-bollards/) once the work lands.</w:t>
+      </w:r>
+    </w:p>
+    <w:p>
+      <w:r>
+        <w:rPr>
+          <w:b/>
+          <w:sz w:val="21"/>
+        </w:rPr>
+        <w:t>Cohesive village-wide planter scheme (Project 012, addresses rec #4 on All-Ireland Pollinator Plan species).</w:t>
+      </w:r>
+      <w:r>
+        <w:rPr>
+          <w:sz w:val="21"/>
+        </w:rPr>
+        <w:t xml:space="preserve"> Project page with full species list and photographs: https://aburnsy.github.io/tidytowns/completed/012-pollinator-plan-species/. The blue trough planters are built by Seamus Butler, a local tradesman, mostly from salvaged timber where he can source it and otherwise from solid locally-sourced wood, keeping the sustainability story honest and the streetscape consistent. They now anchor the cemetery layby, the Meadow Brook entrance, the former Dempsey and Harold Motors site and the school's 1846 plaque on the L4202. We continue to add to the collection. Leighton Manor Estate has commissioned two more from Seamus, awaiting delivery (Section 7). Older end-of-life concrete and plastic planters elsewhere (notably at Corcoran's) are being replaced as they reach end of life rather than ripped out wholesale. Separately, Eamonn Medley at the Two-Mile-Borris Transport Museum (later in this section) has put his own planters either side of the museum gates from his own pocket. They aren't from Seamus and aren't part of our scheme, but they tie in nicely and we welcome them as a contribution from the museum to the eastern end of the village. Ann-Marie D leads the watering and deadheading rota across all the committee's planters and beds. The pollinator-friendly perennial mix is detailed in Section 3 and in the planting and species note attached.</w:t>
+      </w:r>
+    </w:p>
+    <w:p>
+      <w:r>
+        <w:rPr>
+          <w:b/>
+          <w:sz w:val="21"/>
+        </w:rPr>
+        <w:t>Derelict-property report on the L4202 opposite the cemetery (addresses rec #1).</w:t>
+      </w:r>
+      <w:r>
+        <w:rPr>
+          <w:sz w:val="21"/>
+        </w:rPr>
+        <w:t xml:space="preserve"> Project page: https://aburnsy.github.io/tidytowns/completed/014-derelict-property-improvements/. A formal report was lodged with Tipperary County Council's Town Regeneration / Derelict Sites team in May 2026 covering footpath safety (mature copper beech, hawthorn and self-seeded growth encroaching on the public footpath and forcing pedestrians visiting the cemetery into the road) and visual amenity. Photographs in the appendix.</w:t>
+      </w:r>
+    </w:p>
+    <w:p>
+      <w:r>
+        <w:rPr>
+          <w:b/>
+          <w:sz w:val="21"/>
+        </w:rPr>
+        <w:t>Forge as a working village asset.</w:t>
+      </w:r>
+      <w:r>
+        <w:rPr>
+          <w:sz w:val="21"/>
+        </w:rPr>
+        <w:t xml:space="preserve"> The old forge beside the church has been brought back into village use and is one of the village's quieter heritage success stories. The building serves year-round as committee storage, and each December it becomes the village's Christmas crib, a working part of the village's seasonal calendar. The Christmas Lights Committee, with our backing, installed a memorial plaque and seat outside the forge in memory of one of our former members, with a second plaque inside in memory of past members of the wider committee. The grit-surfaced parking and the shrub border laid down opposite the forge in 2024 to 2025 are still looking well, and the area is the leading candidate for a small native-perennial planting refresh and a tiered pot display in 2026 to 2027. The same village volunteer network that runs Split the Pot also coordinates each December on the large Christmas tree at the monument area: the Christmas Lights Committee owns most of that work and TMB Tidy Towns helps out on the access and maintenance side.</w:t>
+      </w:r>
+    </w:p>
+    <w:p>
+      <w:r>
+        <w:rPr>
+          <w:b/>
+          <w:sz w:val="21"/>
+        </w:rPr>
+        <w:t>Forge replica window and outreach to the County Heritage Officer (Project 022, addresses rec #2).</w:t>
+      </w:r>
+      <w:r>
+        <w:rPr>
+          <w:sz w:val="21"/>
+        </w:rPr>
+        <w:t xml:space="preserve"> Project page: https://aburnsy.github.io/tidytowns/future/022-forge-replica-window/. Heritage Officer Róisín O Grady (roisin.ogrady@tipperarycoco.ie) was contacted directly on 8 May 2026 with specific questions on the forge's curtilage status relative to St James RC Church (TRPS840, immediately adjoining) and on the suitability of the Built Heritage Investment Scheme 2026 round. Her guidance will shape a costed 2027 proposal and a BHIS application in the July 2026 round if the forge is eligible.</w:t>
       </w:r>
     </w:p>
     <w:p>
@@ -3908,7 +3621,7 @@
         <w:rPr>
           <w:sz w:val="21"/>
         </w:rPr>
-        <w:t xml:space="preserve"> Local builder SMJ Construction (Seanie M) has been refurbishing two main-street derelict properties: new slate roofs, fresh render, sash-style windows, hoarding still up at the time of writing. The committee did not commission this work and the planning was independently submitted before any adjudicator commentary; we welcome the change and commend the craftsmanship. Separately, the long-standing Dempsey &amp; Harold Motors garage at the western end retired around April 2026 and the site has been taken on by Roadvacs (Irl) Limited as their new Tipperary base. Both changes lift the streetscape independent of any committee action; we present neither as committee work.</w:t>
+        <w:t xml:space="preserve"> Local builder SMJ Construction (Seanie M) has been refurbishing two main-street derelict properties: new slate roofs, fresh render, sash-style windows, hoarding still up at the time of writing. The committee did not commission this work and the planning was independently submitted before any adjudicator commentary. We welcome the change and commend the craftsmanship. Separately, the long-standing Dempsey and Harold Motors garage at the western end retired around April 2026 and the site has been taken on by Roadvacs (Irl) Limited as their new Tipperary base. Both changes lift the streetscape independent of any committee action; we present neither as committee work.</w:t>
       </w:r>
     </w:p>
     <w:p>
@@ -3923,63 +3636,37 @@
         <w:rPr>
           <w:sz w:val="21"/>
         </w:rPr>
-        <w:t xml:space="preserve"> The eastern edge of the village is anchored by Eamonn Medley's car and transport museum, which opens by arrangement for car shows, coffee mornings and other community fundraisers (Eamonn is heavily involved in Thurles Lions Club). The newest addition is a full train and stretch of track rescued from the now-retired Bord na Móna bog at Littleton, reassembled on site. Eamonn has put his own pair of planters either side of the museum gates from his own pocket — not from our cohesive scheme but a welcome match to it; we noted this site as the focal point for our own Vintage Coffee Morning during the year.</w:t>
-      </w:r>
-    </w:p>
-    <w:p>
-      <w:r>
-        <w:rPr>
-          <w:b/>
-          <w:sz w:val="21"/>
-        </w:rPr>
-        <w:t>On the window-boxes element of rec #1:</w:t>
-      </w:r>
-      <w:r>
-        <w:rPr>
-          <w:sz w:val="21"/>
-        </w:rPr>
-        <w:t xml:space="preserve"> with the two main-street derelicts under active refurbishment by SMJ and the third frontage taken on by Roadvacs, the underlying frontage problem is being resolved properly. Window boxes on hoarded openings would be cosmetic theatre on top of work already lifting those frontages by better means; our view is that this is not the right intervention for 2026.</w:t>
-      </w:r>
-    </w:p>
-    <w:p>
-      <w:r>
-        <w:rPr>
-          <w:b/>
-          <w:sz w:val="21"/>
-        </w:rPr>
-        <w:t>Power-washing programme (M).</w:t>
-      </w:r>
-      <w:r>
-        <w:rPr>
-          <w:sz w:val="21"/>
-        </w:rPr>
-        <w:t xml:space="preserve"> Power-washing of the village core walls and footpaths, the monument area, and selected estate boundary walls is run on an as-needed basis rather than annually; the committee triggers it when surfaces start to look tired. A welcome 2026 contribution outside the committee's own work has been the cleaning and repainting of the </w:t>
-      </w:r>
-      <w:r>
-        <w:rPr>
-          <w:b/>
-          <w:sz w:val="21"/>
-        </w:rPr>
-        <w:t>church railings</w:t>
-      </w:r>
-      <w:r>
-        <w:rPr>
-          <w:sz w:val="21"/>
-        </w:rPr>
-        <w:t xml:space="preserve"> at St James — stripped back in parts and repainted — which has lifted the streetscape directly across the road from the monument. Credit to </w:t>
-      </w:r>
-      <w:r>
-        <w:rPr>
-          <w:b/>
-          <w:sz w:val="21"/>
-        </w:rPr>
-        <w:t>Father Tom</w:t>
-      </w:r>
-      <w:r>
-        <w:rPr>
-          <w:sz w:val="21"/>
-        </w:rPr>
-        <w:t xml:space="preserve"> for arranging that work.</w:t>
+        <w:t xml:space="preserve"> The eastern edge of the village is anchored by Eamonn Medley's car and transport museum, which opens by arrangement for car shows, coffee mornings and other community fundraisers (Eamonn is heavily involved in Thurles Lions Club). The newest addition is a full train and stretch of track rescued from the now-retired Bord na Móna bog at Littleton, reassembled on site. Eamonn has put his own pair of planters either side of the museum gates from his own pocket, not from our cohesive scheme but a welcome match to it. We noted this site as the focal point for our own Vintage Coffee Morning during the year.</w:t>
+      </w:r>
+    </w:p>
+    <w:p>
+      <w:r>
+        <w:rPr>
+          <w:b/>
+          <w:sz w:val="21"/>
+        </w:rPr>
+        <w:t>On the window-boxes element of rec #1.</w:t>
+      </w:r>
+      <w:r>
+        <w:rPr>
+          <w:sz w:val="21"/>
+        </w:rPr>
+        <w:t xml:space="preserve"> With the two main-street derelicts under active refurbishment by SMJ and the third frontage taken on by Roadvacs, the underlying frontage problem is being resolved properly. Window boxes on hoarded openings would be cosmetic theatre on top of work already lifting those frontages by better means; our view is that this is not the right intervention for 2026.</w:t>
+      </w:r>
+    </w:p>
+    <w:p>
+      <w:r>
+        <w:rPr>
+          <w:b/>
+          <w:sz w:val="21"/>
+        </w:rPr>
+        <w:t>Power-washing programme.</w:t>
+      </w:r>
+      <w:r>
+        <w:rPr>
+          <w:sz w:val="21"/>
+        </w:rPr>
+        <w:t xml:space="preserve"> Power-washing of the village core walls and footpaths, the monument area, and selected estate boundary walls is run on an as-needed basis rather than annually; the committee triggers it when surfaces start to look tired. A welcome 2026 contribution outside the committee's own work has been the cleaning and repainting of the church railings at St James, stripped back in parts and repainted, which has lifted the streetscape directly across the road from the monument. Credit to Father Tom for arranging that work.</w:t>
       </w:r>
     </w:p>
     <w:p>
@@ -4003,13 +3690,13 @@
           <w:b/>
           <w:sz w:val="21"/>
         </w:rPr>
-        <w:t>Looking ahead (2027):</w:t>
-      </w:r>
-      <w:r>
-        <w:rPr>
-          <w:sz w:val="21"/>
-        </w:rPr>
-        <w:t xml:space="preserve"> routine maintenance of bollards, planters and street furniture; the forge replica window becomes a flagship 2027 project (Project 022) if the Heritage Officer's guidance produces a viable design and a BHIS award; "Slán Abhaile" lettering on the back of the village welcome signs (Project 039) is planned for 2027.</w:t>
+        <w:t>Looking ahead (2027).</w:t>
+      </w:r>
+      <w:r>
+        <w:rPr>
+          <w:sz w:val="21"/>
+        </w:rPr>
+        <w:t xml:space="preserve"> Routine maintenance of bollards, planters and street furniture; the forge replica window becomes a flagship 2027 project (Project 022) if the Heritage Officer's guidance produces a viable design and a BHIS award; "Slán Abhaile" lettering on the back of the village welcome signs (Project 039, https://aburnsy.github.io/tidytowns/projects/039-slan-abhaile-signs/) is planned for 2027.</w:t>
       </w:r>
     </w:p>
     <w:p>
@@ -4135,76 +3822,37 @@
           <w:i/>
           <w:sz w:val="21"/>
         </w:rPr>
-        <w:t>Detail on every project, costs, planting lists and photographs sit on the public tracker at https://aburnsy.github.io/tidytowns/. Full village planting list: https://aburnsy.github.io/tidytowns/planting-list/.</w:t>
-      </w:r>
-    </w:p>
-    <w:p>
-      <w:r>
-        <w:rPr>
-          <w:b/>
-          <w:sz w:val="21"/>
-        </w:rPr>
-        <w:t>Autumn 2025 to spring 2026 bulb programme (Project 047, completed, M).</w:t>
-      </w:r>
-      <w:r>
-        <w:rPr>
-          <w:sz w:val="21"/>
-        </w:rPr>
-        <w:t xml:space="preserve"> </w:t>
-      </w:r>
-      <w:r>
-        <w:rPr>
-          <w:b/>
-          <w:sz w:val="21"/>
-        </w:rPr>
-        <w:t>11,100 bulbs</w:t>
-      </w:r>
-      <w:r>
-        <w:rPr>
-          <w:sz w:val="21"/>
-        </w:rPr>
-        <w:t xml:space="preserve"> were planted with the residential estates: 1,600 Dutch Master daffodils, 1,000 Purple Sensation alliums, 1,000 Nigrum alliums, 5,000 Ruby Giant crocus and 2,500 Drumstick alliums. Total invoice </w:t>
-      </w:r>
-      <w:r>
-        <w:rPr>
-          <w:b/>
-          <w:sz w:val="21"/>
-        </w:rPr>
-        <w:t>€1,143.51</w:t>
-      </w:r>
-      <w:r>
-        <w:rPr>
-          <w:sz w:val="21"/>
-        </w:rPr>
-        <w:t xml:space="preserve"> shared with participating estates; the committee's own share including delivery came in at roughly </w:t>
-      </w:r>
-      <w:r>
-        <w:rPr>
-          <w:b/>
-          <w:sz w:val="21"/>
-        </w:rPr>
-        <w:t>€320 inc VAT</w:t>
-      </w:r>
-      <w:r>
-        <w:rPr>
-          <w:sz w:val="21"/>
-        </w:rPr>
-        <w:t>. Named volunteers on the planting day included Peter N, Kieran O'D, John McC, Rory, Amy, Noel, Tanya, Chloe and Cathal. Locations: village seating area on the Thurles approach (the existing roadside bench is now framed by the autumn 2025 alliums and crocuses), N75 west approach (Thurles direction), L4202 east approach outside Leighton Manor, entrance green at Cluain Na Seimre on the Ballyduff Road, limestone wall at Glen Carraig, wildflower strip at Leighton Manor Estate, multiple front gardens and a small green inside the Ardleigh estate. Crocus and daffodils carried the spring display from late February through April; alliums then took over from May into July. The spring 2026 flush is one of the strongest visual stories in this submission.</w:t>
-      </w:r>
-    </w:p>
-    <w:p>
-      <w:r>
-        <w:rPr>
-          <w:b/>
-          <w:sz w:val="21"/>
-        </w:rPr>
-        <w:t>Cohesive village-wide pollinator planter scheme (Project 012, M, addresses rec #4 on All-Ireland Pollinator Plan species).</w:t>
-      </w:r>
-      <w:r>
-        <w:rPr>
-          <w:sz w:val="21"/>
-        </w:rPr>
-        <w:t xml:space="preserve"> The criteria the committee uses, in order of priority: pollinator value first (every variety on the All-Ireland Pollinator Plan plant list); clump-forming so we can divide our own stock between beds rather than buying in fresh annuals each year; long flowering season covering March to October across the planted areas; hardy enough for full sun, free-draining roadside soil and the occasional bit of salt spray; simple open flowers short-tongued bees can access (no double-flowered or highly-bred cultivars); and red and yellow as core colours, picking up the village flag colours that fly on the GAA monument at the centre of the village. The six-variety planter mix: Mrs Bradshaw geum (scarlet ruffled doubles), Coronation Gold yarrow (flat yellow plates), Prima Ruby echinacea (late-summer cones), East Friesland salvia (deep blue-purple bumblebee spikes), red valerian (soft pinky-red panicles), Tufted Hair Grass (airy golden seed plumes for structure). The full planting and species note is attached.</w:t>
+        <w:t>Project pages, costs, planting lists and photographs sit on the public tracker at https://aburnsy.github.io/tidytowns/. Full village planting list: https://aburnsy.github.io/tidytowns/planting-list/.</w:t>
+      </w:r>
+    </w:p>
+    <w:p>
+      <w:r>
+        <w:rPr>
+          <w:b/>
+          <w:sz w:val="21"/>
+        </w:rPr>
+        <w:t>Autumn 2025 to spring 2026 bulb programme (Project 047, completed).</w:t>
+      </w:r>
+      <w:r>
+        <w:rPr>
+          <w:sz w:val="21"/>
+        </w:rPr>
+        <w:t xml:space="preserve"> Project page with the full species list, costs and photographs: https://aburnsy.github.io/tidytowns/completed/047-annual-bulb-planting-programme/. 11,100 bulbs were planted with three different residents' associations and TMB Tidy Towns volunteers: 1,600 Dutch Master daffodils, 1,000 Purple Sensation alliums, 1,000 Nigrum alliums, 5,000 Ruby Giant crocus and 2,500 Drumstick alliums. Total invoice €1,143.51 shared with the participating estates; the committee's own share including delivery came in at roughly €320 including VAT. Named volunteers on the planting day included Peter N, Kieran O'D, John McC, Rory, Amy, Noel, Tanya, Chloe and Cathal. Locations: village seating area on the Thurles approach (the existing roadside bench is now framed by the autumn 2025 alliums and crocuses, the most dramatic single image in this submission), N75 west approach (Thurles direction), L4202 east approach outside Leighton Manor, entrance green at Cluain Na Seimre on the Ballyduff Road, limestone wall at Glen Carraig, wildflower strip at Leighton Manor Estate, multiple front gardens and a small green inside the Ardleigh estate. Crocus and daffodils carried the spring display from late February through April; alliums then took over from May into July. The spring 2026 flush is one of the strongest visual stories in this submission.</w:t>
+      </w:r>
+    </w:p>
+    <w:p>
+      <w:r>
+        <w:rPr>
+          <w:b/>
+          <w:sz w:val="21"/>
+        </w:rPr>
+        <w:t>Cohesive village-wide pollinator planter scheme (Project 012, addresses rec #4 on All-Ireland Pollinator Plan species).</w:t>
+      </w:r>
+      <w:r>
+        <w:rPr>
+          <w:sz w:val="21"/>
+        </w:rPr>
+        <w:t xml:space="preserve"> Project page: https://aburnsy.github.io/tidytowns/completed/012-pollinator-plan-species/. The criteria the committee uses, in order of priority: pollinator value first (every variety on the All-Ireland Pollinator Plan plant list); clump-forming so we can divide our own stock between beds rather than buying in fresh annuals each year; long flowering season covering March to October across the planted areas; hardy enough for full sun, free-draining roadside soil and the occasional bit of salt spray; simple open flowers short-tongued bees can access (no double-flowered or highly-bred cultivars); and red and yellow as core colours, picking up the village flag colours that fly on the GAA monument at the centre of the village. The six-variety planter mix: Mrs Bradshaw geum (scarlet ruffled doubles), Coronation Gold yarrow (flat yellow plates), Prima Ruby echinacea (late-summer cones), East Friesland salvia (deep blue-purple bumblebee spikes), red valerian (soft pinky-red panicles), Tufted Hair Grass (airy golden seed plumes for structure). The full planting and species note is attached.</w:t>
       </w:r>
     </w:p>
     <w:p>
@@ -4232,20 +3880,7 @@
         <w:rPr>
           <w:sz w:val="21"/>
         </w:rPr>
-        <w:t xml:space="preserve"> (Project 045 in our tracker; Section 4 sets out the parish framing). The May 2026 conversation with </w:t>
-      </w:r>
-      <w:r>
-        <w:rPr>
-          <w:b/>
-          <w:sz w:val="21"/>
-        </w:rPr>
-        <w:t>Father Tom</w:t>
-      </w:r>
-      <w:r>
-        <w:rPr>
-          <w:sz w:val="21"/>
-        </w:rPr>
-        <w:t xml:space="preserve"> at St James parish opens that multi-year piece of work.</w:t>
+        <w:t xml:space="preserve"> (Project 045, https://aburnsy.github.io/tidytowns/projects/045-laudato-si-returning-to-nature/). Section 4 sets out the parish framing. The May 2026 conversation with Father Tom at St James parish opens that multi-year piece of work.</w:t>
       </w:r>
     </w:p>
     <w:p>
@@ -4260,33 +3895,7 @@
         <w:rPr>
           <w:sz w:val="21"/>
         </w:rPr>
-        <w:t xml:space="preserve"> Spring 2026: </w:t>
-      </w:r>
-      <w:r>
-        <w:rPr>
-          <w:b/>
-          <w:sz w:val="21"/>
-        </w:rPr>
-        <w:t>Michael M</w:t>
-      </w:r>
-      <w:r>
-        <w:rPr>
-          <w:sz w:val="21"/>
-        </w:rPr>
-        <w:t xml:space="preserve"> applied two coats of protective oil across all the timber, damaged elements were repaired with locally-sourced wood, and the gravel paths were cleaned up. </w:t>
-      </w:r>
-      <w:r>
-        <w:rPr>
-          <w:b/>
-          <w:sz w:val="21"/>
-        </w:rPr>
-        <w:t>Patrick H</w:t>
-      </w:r>
-      <w:r>
-        <w:rPr>
-          <w:sz w:val="21"/>
-        </w:rPr>
-        <w:t xml:space="preserve"> rewove the living-willow gateway in March 2026 (Project 048, completed). The garden now reads as a proper sensory and learning space again and is in daily use by Two Mile Borris National School as the school's outdoor classroom (see Section 4).</w:t>
+        <w:t xml:space="preserve"> Project page: https://aburnsy.github.io/tidytowns/completed/018-sensory-garden-maintenance/. Spring 2026: Michael M applied two coats of protective oil across all the timber, damaged elements were repaired with locally-sourced wood, and the gravel paths were cleaned up. Patrick H rewove the living-willow gateway in March 2026 (Project 048, https://aburnsy.github.io/tidytowns/completed/048-sensory-garden-willow-reweaving/). The garden now reads as a proper sensory and learning space again and is in daily use by Two Mile Borris National School as the school's outdoor classroom (see Section 4).</w:t>
       </w:r>
     </w:p>
     <w:p>
@@ -4301,22 +3910,22 @@
         <w:rPr>
           <w:sz w:val="21"/>
         </w:rPr>
-        <w:t xml:space="preserve"> is hand-weeding and timing rather than chemical treatment. The wider village ground-maintenance round (delivered by a contractor we fund through a council grant) does still rely on chemical herbicides on hard surfaces; Section 5 sets out the multi-year Project 040 ambition to move the whole village away from chemical weed management by 2031.</w:t>
-      </w:r>
-    </w:p>
-    <w:p>
-      <w:r>
-        <w:rPr>
-          <w:b/>
-          <w:sz w:val="21"/>
-        </w:rPr>
-        <w:t>Looking ahead (2027):</w:t>
-      </w:r>
-      <w:r>
-        <w:rPr>
-          <w:sz w:val="21"/>
-        </w:rPr>
-        <w:t xml:space="preserve"> continue the species transition in planters and beds; reassess the bulb-planting programme for autumn 2027 to extend the spring display into any village locations not yet covered; if the parish takes up </w:t>
+        <w:t xml:space="preserve"> is hand-weeding and timing rather than chemical treatment. The wider village ground-maintenance round (delivered by a contractor we fund through a council grant) does still rely on chemical herbicides on hard surfaces; Section 5 sets out the multi-year Project 040 ambition to move the whole village away from chemical weed management by 2030.</w:t>
+      </w:r>
+    </w:p>
+    <w:p>
+      <w:r>
+        <w:rPr>
+          <w:b/>
+          <w:sz w:val="21"/>
+        </w:rPr>
+        <w:t>Looking ahead (2027).</w:t>
+      </w:r>
+      <w:r>
+        <w:rPr>
+          <w:sz w:val="21"/>
+        </w:rPr>
+        <w:t xml:space="preserve"> Continue the species transition in planters and beds. Reassess the bulb-planting programme for autumn 2027 to extend the spring display into any village locations not yet covered. If the parish takes up </w:t>
       </w:r>
       <w:r>
         <w:rPr>
@@ -4329,7 +3938,7 @@
         <w:rPr>
           <w:sz w:val="21"/>
         </w:rPr>
-        <w:t>, formal All-Ireland Pollinator Plan management of the existing church-grounds wildflower bed begins. The autumn 2026 kids' kitchen garden bed in the Sensory Garden (Project 024, onions and garlic) lifts in early summer 2027 and may be expanded with other low-summer-maintenance crops if it lands well.</w:t>
+        <w:t>, formal All-Ireland Pollinator Plan management of the existing church-grounds wildflower bed begins. The autumn 2026 kids' kitchen garden bed in the Sensory Garden (Project 024, https://aburnsy.github.io/tidytowns/projects/024-community-food-garden/, onions and garlic) lifts in early summer 2027 and may be expanded with other low-summer-maintenance crops if it lands well.</w:t>
       </w:r>
     </w:p>
     <w:p>
@@ -4420,13 +4029,28 @@
           <w:b/>
           <w:sz w:val="21"/>
         </w:rPr>
-        <w:t>Returning to Nature conversation with St James parish (Project 045, N).</w:t>
-      </w:r>
-      <w:r>
-        <w:rPr>
-          <w:sz w:val="21"/>
-        </w:rPr>
-        <w:t xml:space="preserve"> </w:t>
+        <w:t>Bog Walk Loop (6.5 km, Project 028 Phase 1).</w:t>
+      </w:r>
+      <w:r>
+        <w:rPr>
+          <w:sz w:val="21"/>
+        </w:rPr>
+        <w:t xml:space="preserve"> Project page with habitat description, plant and bird lists, and the headline Red Squirrel: https://aburnsy.github.io/tidytowns/projects/028-bog-walk-nature-trail/. Two access points: Clover entrance on the main street, Clover Lane off the Ballyduff Road. The route crosses raised bog, dry heath that turns purple with heather in August, wet meadow and regenerating woodland. Signature plant and bird lists, the carnivorous Round-leaved Sundew, and Ireland's native Red Squirrel (fully protected under the Wildlife Acts) are all on the project page. Phase 1 nature trail works on the Ballyduff side: clearance of overhanging branches, scrub cutback, hedge cutback, a stone base course along the route, and removable bollards (or large boulders) at access points to stop vehicular access. Tidy Towns is paying Phase 1 up front at a budgeted €10,000, the largest single capital commitment we are making in 2026; a LEADER grant has been secured to cover the majority. Cllr Sean Ryan has been instrumental in landing the grant. Once recouped, the money rolls straight into Phase 2 (proper surfacing for accessibility, https://aburnsy.github.io/tidytowns/projects/029-bog-walk-surface-upgrade/); the committee will apply for a second LEADER round in 2027.</w:t>
+      </w:r>
+    </w:p>
+    <w:p>
+      <w:r>
+        <w:rPr>
+          <w:b/>
+          <w:sz w:val="21"/>
+        </w:rPr>
+        <w:t>Returning to Nature conversation with St James parish (Project 045).</w:t>
+      </w:r>
+      <w:r>
+        <w:rPr>
+          <w:sz w:val="21"/>
+        </w:rPr>
+        <w:t xml:space="preserve"> Project page: https://aburnsy.github.io/tidytowns/projects/045-laudato-si-returning-to-nature/. </w:t>
       </w:r>
       <w:r>
         <w:rPr>
@@ -4439,141 +4063,22 @@
         <w:rPr>
           <w:sz w:val="21"/>
         </w:rPr>
-        <w:t xml:space="preserve"> is the Irish Catholic Bishops' Conference national programme committing parishes to managing 30% of their church grounds primarily for nature by 2030. Early conversations are open in May 2026 with </w:t>
-      </w:r>
-      <w:r>
-        <w:rPr>
-          <w:b/>
-          <w:sz w:val="21"/>
-        </w:rPr>
-        <w:t>Father Tom</w:t>
-      </w:r>
-      <w:r>
-        <w:rPr>
-          <w:sz w:val="21"/>
-        </w:rPr>
-        <w:t>. The parish makes the call on whether and when to join. If it suits, joining places the existing unmown wildflower bed and the bug hotel at the church grounds within a recognised national initiative and gives us access to the Faith Community Pollinator Plan and the Flower-Insect-Timed (FIT) count methodology. If the parish agrees, the natural next steps are guidance from the County Biodiversity Officer on the 30% area, a first FIT count at the church grounds, and possible school involvement in the count via Joann Cussen.</w:t>
-      </w:r>
-    </w:p>
-    <w:p>
-      <w:r>
-        <w:rPr>
-          <w:b/>
-          <w:sz w:val="21"/>
-        </w:rPr>
-        <w:t>Bog Walk Loop (6.5 km, Project 028 Phase 1).</w:t>
-      </w:r>
-      <w:r>
-        <w:rPr>
-          <w:sz w:val="21"/>
-        </w:rPr>
-        <w:t xml:space="preserve"> Two access points: Clover entrance on the main street, Clover Lane off the Ballyduff Road. The route crosses raised bog, dry heath that turns purple with heather in August, wet meadow and regenerating woodland. Signature plant and bird lists, the carnivorous Round-leaved Sundew, and the headline </w:t>
-      </w:r>
-      <w:r>
-        <w:rPr>
-          <w:b/>
-          <w:sz w:val="21"/>
-        </w:rPr>
-        <w:t>Red Squirrel</w:t>
-      </w:r>
-      <w:r>
-        <w:rPr>
-          <w:sz w:val="21"/>
-        </w:rPr>
-        <w:t xml:space="preserve"> (Ireland's native squirrel, fully protected) are all on the Project 028 page on the public tracker. </w:t>
-      </w:r>
-      <w:r>
-        <w:rPr>
-          <w:b/>
-          <w:sz w:val="21"/>
-        </w:rPr>
-        <w:t>Phase 1 nature trail works</w:t>
-      </w:r>
-      <w:r>
-        <w:rPr>
-          <w:sz w:val="21"/>
-        </w:rPr>
-        <w:t xml:space="preserve"> on the Ballyduff side: clearance of overhanging branches, scrub cutback, hedge cutback, a stone base course along the route, and removable bollards (or large boulders) at access points to stop vehicular access. Tidy Towns is paying Phase 1 up front at a budgeted </w:t>
-      </w:r>
-      <w:r>
-        <w:rPr>
-          <w:b/>
-          <w:sz w:val="21"/>
-        </w:rPr>
-        <w:t>€10,000</w:t>
-      </w:r>
-      <w:r>
-        <w:rPr>
-          <w:sz w:val="21"/>
-        </w:rPr>
-        <w:t xml:space="preserve">, the largest single capital commitment we are making in 2026; a </w:t>
-      </w:r>
-      <w:r>
-        <w:rPr>
-          <w:b/>
-          <w:sz w:val="21"/>
-        </w:rPr>
-        <w:t>LEADER grant</w:t>
-      </w:r>
-      <w:r>
-        <w:rPr>
-          <w:sz w:val="21"/>
-        </w:rPr>
-        <w:t xml:space="preserve"> has been secured to cover the majority. </w:t>
-      </w:r>
-      <w:r>
-        <w:rPr>
-          <w:b/>
-          <w:sz w:val="21"/>
-        </w:rPr>
-        <w:t>Cllr Sean Ryan</w:t>
-      </w:r>
-      <w:r>
-        <w:rPr>
-          <w:sz w:val="21"/>
-        </w:rPr>
-        <w:t xml:space="preserve"> has been instrumental in landing the grant. Once recouped, the money rolls straight into Phase 2 (proper surfacing for accessibility); the committee will apply for a second LEADER round in 2027.</w:t>
-      </w:r>
-    </w:p>
-    <w:p>
-      <w:r>
-        <w:rPr>
-          <w:b/>
-          <w:sz w:val="21"/>
-        </w:rPr>
-        <w:t>Sensory Garden habitat features (M).</w:t>
-      </w:r>
-      <w:r>
-        <w:rPr>
-          <w:sz w:val="21"/>
-        </w:rPr>
-        <w:t xml:space="preserve"> Alongside the planting and timber maintenance described in Section 3, the Sensory Garden carries the village's most concrete in-place wildlife habitat features: </w:t>
-      </w:r>
-      <w:r>
-        <w:rPr>
-          <w:b/>
-          <w:sz w:val="21"/>
-        </w:rPr>
-        <w:t>decaying log piles</w:t>
-      </w:r>
-      <w:r>
-        <w:rPr>
-          <w:sz w:val="21"/>
-        </w:rPr>
-        <w:t xml:space="preserve"> left undisturbed between the beds for insect life, and </w:t>
-      </w:r>
-      <w:r>
-        <w:rPr>
-          <w:b/>
-          <w:sz w:val="21"/>
-        </w:rPr>
-        <w:t>bird boxes</w:t>
-      </w:r>
-      <w:r>
-        <w:rPr>
-          <w:sz w:val="21"/>
-        </w:rPr>
-        <w:t xml:space="preserve"> maintained around the garden edge for nesting cover. We don't claim a counted inventory; the practice is to leave them in place and let nature do the rest.</w:t>
+        <w:t xml:space="preserve"> is the Irish Catholic Bishops' Conference national programme committing parishes to managing 30% of their church grounds primarily for nature by 2030. Early conversations are open in May 2026 with Father Tom. The parish makes the call on whether and when to join. If it suits, joining places the existing unmown wildflower bed and the bug hotel at the church grounds within a recognised national initiative and gives us access to the Faith Community Pollinator Plan and the Flower-Insect-Timed (FIT) count methodology. If the parish agrees, the natural next steps are guidance from the County Biodiversity Officer on the 30% area, a first FIT count at the church grounds, and possible school involvement in the count via Joann Cussen.</w:t>
+      </w:r>
+    </w:p>
+    <w:p>
+      <w:r>
+        <w:rPr>
+          <w:b/>
+          <w:sz w:val="21"/>
+        </w:rPr>
+        <w:t>Sensory Garden habitat features.</w:t>
+      </w:r>
+      <w:r>
+        <w:rPr>
+          <w:sz w:val="21"/>
+        </w:rPr>
+        <w:t xml:space="preserve"> Alongside the planting and timber maintenance described in Section 3, the Sensory Garden carries the village's most concrete in-place wildlife habitat features: decaying log piles left undisturbed between the beds for insect life, and bird boxes maintained around the garden edge for nesting cover. We don't claim a counted inventory; the practice is to leave them in place and let nature do the rest.</w:t>
       </w:r>
     </w:p>
     <w:p>
@@ -4597,26 +4102,13 @@
           <w:b/>
           <w:sz w:val="21"/>
         </w:rPr>
-        <w:t>Graveyard biodiversity — outreach to County Biodiversity Officer (Project 019, addresses rec #9).</w:t>
-      </w:r>
-      <w:r>
-        <w:rPr>
-          <w:sz w:val="21"/>
-        </w:rPr>
-        <w:t xml:space="preserve"> </w:t>
-      </w:r>
-      <w:r>
-        <w:rPr>
-          <w:b/>
-          <w:sz w:val="21"/>
-        </w:rPr>
-        <w:t>Ann-Marie Fleming</w:t>
-      </w:r>
-      <w:r>
-        <w:rPr>
-          <w:sz w:val="21"/>
-        </w:rPr>
-        <w:t xml:space="preserve"> (annmarie.fleming@tipperarycoco.ie) was contacted directly in April 2026; on-site walk-about over summer 2026 hoped for, covering church grounds, cemetery and ideally the Bog Walk in one visit. We are deliberately building a multi-year working relationship rather than a single transaction. The graveyard scheme is being scoped (Project 019) with Ann-Marie's expert input intended to shape design; a parallel conversation with Father Tom is in train so any eventual scheme has both Biodiversity Officer input and parish blessing. Targeted as a 2027 grant-funded project.</w:t>
+        <w:t>Graveyard biodiversity and outreach to the County Biodiversity Officer (Project 019, addresses rec #9).</w:t>
+      </w:r>
+      <w:r>
+        <w:rPr>
+          <w:sz w:val="21"/>
+        </w:rPr>
+        <w:t xml:space="preserve"> Project page: https://aburnsy.github.io/tidytowns/projects/019-graveyard-biodiversity-landscaping/. Ann-Marie Fleming (annmarie.fleming@tipperarycoco.ie) was contacted directly in April 2026; on-site walk-about over summer 2026 hoped for, covering church grounds, cemetery and ideally the Bog Walk in one visit. We are deliberately building a multi-year working relationship rather than a single transaction. The graveyard scheme is being scoped (Project 019) with Ann-Marie's expert input intended to shape design; a parallel conversation with Father Tom is in train so any eventual scheme has both Biodiversity Officer input and parish blessing. Targeted as a 2027 grant-funded project.</w:t>
       </w:r>
     </w:p>
     <w:p>
@@ -4631,42 +4123,16 @@
         <w:rPr>
           <w:sz w:val="21"/>
         </w:rPr>
-        <w:t xml:space="preserve"> Teacher </w:t>
-      </w:r>
-      <w:r>
-        <w:rPr>
-          <w:b/>
-          <w:sz w:val="21"/>
-        </w:rPr>
-        <w:t>Joann Cussen</w:t>
-      </w:r>
-      <w:r>
-        <w:rPr>
-          <w:sz w:val="21"/>
-        </w:rPr>
-        <w:t xml:space="preserve"> leads the school's 8th Green Flag, 2026 theme </w:t>
-      </w:r>
-      <w:r>
-        <w:rPr>
-          <w:b/>
-          <w:sz w:val="21"/>
-        </w:rPr>
-        <w:t>Global Citizenship Marine</w:t>
-      </w:r>
-      <w:r>
-        <w:rPr>
-          <w:sz w:val="21"/>
-        </w:rPr>
-        <w:t>; past flags continue to operate. 2026 activity: National Spring Clean (8 years running), Clean Up Tipp Term 1 with termly picks going forward, the Picker Pals home-rotation kit, a battery recycling drive across village pubs and shops, school raised-bed gardening, active travel via the An Taisce bike shed. Committee support is structural: Sensory Garden maintenance for the school's outdoor classroom (Projects 018 and 048), the village planter scheme reaching the school's 1846 plaque, village-edge clean-ups run in parallel with the school's for wider coverage.</w:t>
-      </w:r>
-    </w:p>
-    <w:p>
-      <w:r>
-        <w:rPr>
-          <w:b/>
-          <w:sz w:val="21"/>
-        </w:rPr>
-        <w:t>Tree planting (addresses rec #8) — considered and consciously not taken on as a new planting scheme.</w:t>
+        <w:t xml:space="preserve"> Teacher Joann Cussen leads the school's 8th Green Flag, 2026 theme Global Citizenship Marine; past flags continue to operate. 2026 activity: National Spring Clean (8 years running), Clean Up Tipp Term 1 with termly picks going forward, the Picker Pals home-rotation kit, a battery recycling drive across village pubs and shops, school raised-bed gardening, active travel via the An Taisce bike shed. Committee support is structural: Sensory Garden maintenance for the school's outdoor classroom (Projects 018 and 048), the village planter scheme reaching the school's 1846 plaque, village-edge clean-ups run in parallel with the school's for wider coverage.</w:t>
+      </w:r>
+    </w:p>
+    <w:p>
+      <w:r>
+        <w:rPr>
+          <w:b/>
+          <w:sz w:val="21"/>
+        </w:rPr>
+        <w:t>Tree planting (addresses rec #8), considered and consciously not taken on as a new planting scheme.</w:t>
       </w:r>
       <w:r>
         <w:rPr>
@@ -4681,13 +4147,13 @@
           <w:b/>
           <w:sz w:val="21"/>
         </w:rPr>
-        <w:t>Looking ahead (2027):</w:t>
-      </w:r>
-      <w:r>
-        <w:rPr>
-          <w:sz w:val="21"/>
-        </w:rPr>
-        <w:t xml:space="preserve"> continue the </w:t>
+        <w:t>Looking ahead (2027).</w:t>
+      </w:r>
+      <w:r>
+        <w:rPr>
+          <w:sz w:val="21"/>
+        </w:rPr>
+        <w:t xml:space="preserve"> Continue the </w:t>
       </w:r>
       <w:r>
         <w:rPr>
@@ -4824,52 +4290,13 @@
           <w:b/>
           <w:sz w:val="21"/>
         </w:rPr>
-        <w:t>Water butts (Project 010, M, addresses rec #10).</w:t>
-      </w:r>
-      <w:r>
-        <w:rPr>
-          <w:sz w:val="21"/>
-        </w:rPr>
-        <w:t xml:space="preserve"> A large water butt has been in active use at the Sensory Garden for some years and is the established backbone of our rainwater capture; the watering team draws from it through the season, and it doubles as a working </w:t>
-      </w:r>
-      <w:r>
-        <w:rPr>
-          <w:b/>
-          <w:sz w:val="21"/>
-        </w:rPr>
-        <w:t>demonstration of rainwater harvesting</w:t>
-      </w:r>
-      <w:r>
-        <w:rPr>
-          <w:sz w:val="21"/>
-        </w:rPr>
-        <w:t xml:space="preserve"> for the school children who use the garden as their outdoor classroom. Beyond that village-controlled butt, several volunteers top up the village's blue trough planters from their own home water butts; </w:t>
-      </w:r>
-      <w:r>
-        <w:rPr>
-          <w:b/>
-          <w:sz w:val="21"/>
-        </w:rPr>
-        <w:t>Eileen C</w:t>
-      </w:r>
-      <w:r>
-        <w:rPr>
-          <w:sz w:val="21"/>
-        </w:rPr>
-        <w:t xml:space="preserve"> at Meadow Brook is one of the regulars on that round. We are honest that bringing water from home isn't ideal, but it keeps the planters watered through dry spells while we add capacity at more spots. The next candidate site is the cast-iron downpipe at the corner of St James Church, which would feed a butt at that gable. The church is on the Record of Protected Structures (TRPS840), so installation needs Heritage Officer sign-off before we know whether it is even possible; that question is in with </w:t>
-      </w:r>
-      <w:r>
-        <w:rPr>
-          <w:b/>
-          <w:sz w:val="21"/>
-        </w:rPr>
-        <w:t>Róisín O Grady</w:t>
-      </w:r>
-      <w:r>
-        <w:rPr>
-          <w:sz w:val="21"/>
-        </w:rPr>
-        <w:t xml:space="preserve"> alongside the forge query (Section 2). The village does not run hanging baskets, so harvested water is for trough planters and in-ground beds.</w:t>
+        <w:t>Water butts (Project 010, addresses rec #10).</w:t>
+      </w:r>
+      <w:r>
+        <w:rPr>
+          <w:sz w:val="21"/>
+        </w:rPr>
+        <w:t xml:space="preserve"> Project page: https://aburnsy.github.io/tidytowns/projects/010-water-butts/. A large water butt has been in active use at the Sensory Garden for some years and is the established backbone of our rainwater capture; the watering team draws from it through the season, and it doubles as a working demonstration of rainwater harvesting for the school children who use the garden as their outdoor classroom. Beyond that village-controlled butt, several volunteers top up the village's blue trough planters from their own home water butts; Eileen C at Meadow Brook is one of the regulars on that round. We are honest that bringing water from home isn't ideal, but it keeps the planters watered through dry spells while we add capacity at more spots. The next candidate site is the cast-iron downpipe at the corner of St James Church, which would feed a butt at that gable. The church is on the Record of Protected Structures (TRPS840), so installation needs Heritage Officer sign-off before we know whether it is even possible; that question is in with Róisín O Grady alongside the forge query (Section 2). The village does not run hanging baskets, so harvested water is for trough planters and in-ground beds.</w:t>
       </w:r>
     </w:p>
     <w:p>
@@ -4893,39 +4320,13 @@
           <w:b/>
           <w:sz w:val="21"/>
         </w:rPr>
-        <w:t>Textile recycling — school-led collection drives.</w:t>
-      </w:r>
-      <w:r>
-        <w:rPr>
-          <w:sz w:val="21"/>
-        </w:rPr>
-        <w:t xml:space="preserve"> The clothes bank that previously sat at the church gate has been removed by Tipperary County Council along with similar moves nationally; the nearest municipal clothes bank is now in Cashel. A real shame, but in its place the </w:t>
-      </w:r>
-      <w:r>
-        <w:rPr>
-          <w:b/>
-          <w:sz w:val="21"/>
-        </w:rPr>
-        <w:t>school Parents Association</w:t>
-      </w:r>
-      <w:r>
-        <w:rPr>
-          <w:sz w:val="21"/>
-        </w:rPr>
-        <w:t xml:space="preserve"> runs </w:t>
-      </w:r>
-      <w:r>
-        <w:rPr>
-          <w:b/>
-          <w:sz w:val="21"/>
-        </w:rPr>
-        <w:t>twice-yearly clothes-collection drives</w:t>
-      </w:r>
-      <w:r>
-        <w:rPr>
-          <w:sz w:val="21"/>
-        </w:rPr>
-        <w:t>, with village residents dropping off bags at the school and proceeds going back into school activities and improvements. The committee is delighted to see this work taken on at parish-school level, helps publicise each round in our village communications, and supports the collections directly through committee parents.</w:t>
+        <w:t>Textile recycling, school-led collection drives.</w:t>
+      </w:r>
+      <w:r>
+        <w:rPr>
+          <w:sz w:val="21"/>
+        </w:rPr>
+        <w:t xml:space="preserve"> The clothes bank that previously sat at the church gate has been removed by Tipperary County Council along with similar moves nationally; the nearest municipal clothes bank is now in Cashel. A real shame, but in its place the school Parents Association runs twice-yearly clothes-collection drives, with village residents dropping off bags at the school and proceeds going back into school activities and improvements. The committee is delighted to see this work taken on at parish-school level, helps publicise each round in our village communications, and supports the collections directly through committee parents.</w:t>
       </w:r>
     </w:p>
     <w:p>
@@ -4949,54 +4350,28 @@
           <w:b/>
           <w:sz w:val="21"/>
         </w:rPr>
-        <w:t>Chemical-free weed management ambition by 2031 (Project 040, N, multi-year).</w:t>
-      </w:r>
-      <w:r>
-        <w:rPr>
-          <w:sz w:val="21"/>
-        </w:rPr>
-        <w:t xml:space="preserve"> Tipperary County Council does not directly maintain the village's hard surfaces day to day; the Tidy Towns committee receives a council grant and uses it to fund a local contractor for the village ground-maintenance round. The contractor's standard practice includes chemical weed treatment on hard surfaces. The committee's own work in beds and planters has shifted toward hand-weeding and cutting before seed-set, but the contractor-delivered round is still chemical-based and pretending otherwise would not stand up to scrutiny. Our </w:t>
-      </w:r>
-      <w:r>
-        <w:rPr>
-          <w:b/>
-          <w:sz w:val="21"/>
-        </w:rPr>
-        <w:t>2031 ambition</w:t>
-      </w:r>
-      <w:r>
-        <w:rPr>
-          <w:sz w:val="21"/>
-        </w:rPr>
-        <w:t xml:space="preserve"> is for the village to have moved away from chemical weed management entirely. That is deliberately gradual: contractors and villagers are used to a particular way of working, and an abrupt ban would push people off Tidy Towns rather than bring them with us. In 2026 the committee is documenting the current position honestly, scouting cost- and time-effective alternatives (hot-water weeding, mechanical brushing, vinegar-based treatments, edge redesign, changes to mowing height), and opening conversations with the contractor and the council about how a transition could actually work on the ground.</w:t>
-      </w:r>
-    </w:p>
-    <w:p>
-      <w:r>
-        <w:rPr>
-          <w:b/>
-          <w:sz w:val="21"/>
-        </w:rPr>
-        <w:t>Community EV charging point at the pump house (Project 036, N, 2027 ambition).</w:t>
-      </w:r>
-      <w:r>
-        <w:rPr>
-          <w:sz w:val="21"/>
-        </w:rPr>
-        <w:t xml:space="preserve"> The village pump house is expected to be decommissioned in the near future, and </w:t>
-      </w:r>
-      <w:r>
-        <w:rPr>
-          <w:b/>
-          <w:sz w:val="21"/>
-        </w:rPr>
-        <w:t>three-phase power already runs to the site</w:t>
-      </w:r>
-      <w:r>
-        <w:rPr>
-          <w:sz w:val="21"/>
-        </w:rPr>
-        <w:t xml:space="preserve"> — exactly the supply needed for a fast EV charger. Funding routes that exist for community-scale charging include the SEAI Community Grant, the ZEVI public-charging schemes and Tipperary County Council Climate Action funds. The project is gated on the pump house actually being decommissioned and a confirmed funding route, so we are presenting it as a 2027 ambition rather than a 2026 deliverable.</w:t>
+        <w:t>Chemical-free weed management ambition by 2030 (Project 040, multi-year).</w:t>
+      </w:r>
+      <w:r>
+        <w:rPr>
+          <w:sz w:val="21"/>
+        </w:rPr>
+        <w:t xml:space="preserve"> Project page: https://aburnsy.github.io/tidytowns/projects/040-chemical-free-weed-management/. Tipperary County Council does not directly maintain the village's hard surfaces day to day; the Tidy Towns committee receives a council grant and uses it to fund a local contractor for the village ground-maintenance round. The contractor's standard practice includes chemical weed treatment on hard surfaces. The committee's own work in beds and planters has shifted toward hand-weeding and cutting before seed-set, but the contractor-delivered round is still chemical-based and pretending otherwise would not stand up to scrutiny. Our 2030 ambition is for the village to have moved away from chemical weed management entirely. That is deliberately gradual: contractors and villagers are used to a particular way of working, and an abrupt ban would push people off Tidy Towns rather than bring them with us. In 2026 the committee is documenting the current position honestly, scouting cost- and time-effective alternatives (hot-water weeding, mechanical brushing, vinegar-based treatments, edge redesign, changes to mowing height), and opening conversations with the contractor and the council about how a transition could actually work on the ground.</w:t>
+      </w:r>
+    </w:p>
+    <w:p>
+      <w:r>
+        <w:rPr>
+          <w:b/>
+          <w:sz w:val="21"/>
+        </w:rPr>
+        <w:t>Community EV charging point at the pump house (Project 036, 2027 ambition).</w:t>
+      </w:r>
+      <w:r>
+        <w:rPr>
+          <w:sz w:val="21"/>
+        </w:rPr>
+        <w:t xml:space="preserve"> Project page: https://aburnsy.github.io/tidytowns/projects/036-pump-house-ev-charger/. The village pump house is expected to be decommissioned in the near future, and three-phase power already runs to the site, exactly the supply needed for a fast EV charger. Funding routes that exist for community-scale charging include the SEAI Community Grant, the ZEVI public-charging schemes and Tipperary County Council Climate Action funds. The project is gated on the pump house actually being decommissioned and a confirmed funding route, so we are presenting it as a 2027 ambition rather than a 2026 deliverable.</w:t>
       </w:r>
     </w:p>
     <w:p>
@@ -5020,13 +4395,13 @@
           <w:b/>
           <w:sz w:val="21"/>
         </w:rPr>
-        <w:t>Looking ahead (2027):</w:t>
-      </w:r>
-      <w:r>
-        <w:rPr>
-          <w:sz w:val="21"/>
-        </w:rPr>
-        <w:t xml:space="preserve"> scout additional water-butt sites; embed segregation across all clean-ups; deliver Project 036 if the pump house is decommissioned and a funding route confirms; continue Project 040 with a shortlist of priced alternatives and a contractor conversation by year-end.</w:t>
+        <w:t>Looking ahead (2027).</w:t>
+      </w:r>
+      <w:r>
+        <w:rPr>
+          <w:sz w:val="21"/>
+        </w:rPr>
+        <w:t xml:space="preserve"> Scout additional water-butt sites; embed segregation across all clean-ups; deliver Project 036 if the pump house is decommissioned and a funding route confirms; continue Project 040 with a shortlist of priced alternatives and a contractor conversation by year-end.</w:t>
       </w:r>
     </w:p>
     <w:p>
@@ -5137,82 +4512,43 @@
           <w:b/>
           <w:sz w:val="21"/>
         </w:rPr>
-        <w:t>Four April 2026 clean-ups (N, with rec #12 segregation).</w:t>
-      </w:r>
-      <w:r>
-        <w:rPr>
-          <w:sz w:val="21"/>
-        </w:rPr>
-        <w:t xml:space="preserve"> Run on consecutive Thursdays through the village core and out along the four approach roads. Turnout was broad rather than committee-only: amongst others on the picks across the month were Anne-Marie, Kieran, Aidan, Brian, Michelle, David, Dave, Declan, John, Karen, Pat, Maeve, Michael, Billy, Paddy and Tom — exactly the kind of wide volunteer network the village relies on. The village core is mostly the everyday bits and pieces. The approach roads are a different story: illegal dumping is a sad regular occurrence out there and 2026 was no exception. April 2026 was also the first time we ran the clean-ups with </w:t>
-      </w:r>
-      <w:r>
-        <w:rPr>
-          <w:b/>
-          <w:sz w:val="21"/>
-        </w:rPr>
-        <w:t>point-of-collection segregation</w:t>
-      </w:r>
-      <w:r>
-        <w:rPr>
-          <w:sz w:val="21"/>
-        </w:rPr>
-        <w:t xml:space="preserve"> of recyclables, in direct response to rec #12 (covered in Section 5). Practical finding: most kerbside litter is too contaminated for the recycling stream, but bottles and cans in good condition are now reliably diverted from landfill. Process change is standard at our clean-ups going forward.</w:t>
-      </w:r>
-    </w:p>
-    <w:p>
-      <w:r>
-        <w:rPr>
-          <w:b/>
-          <w:sz w:val="21"/>
-        </w:rPr>
-        <w:t>Bollards repaint at the monument area (Project 013, M, addresses rec #14 carried from 2024).</w:t>
-      </w:r>
-      <w:r>
-        <w:rPr>
-          <w:sz w:val="21"/>
-        </w:rPr>
-        <w:t xml:space="preserve"> Scheduled for May 2026, ahead of adjudication. Current-state baseline photographs are on file; the post-repaint record will be added to Project 013 on the public tracker once the work lands. (Same action as Streetscape rec #3, referenced consistently across both categories.)</w:t>
-      </w:r>
-    </w:p>
-    <w:p>
-      <w:r>
-        <w:rPr>
-          <w:b/>
-          <w:sz w:val="21"/>
-        </w:rPr>
-        <w:t>Mutt-mitt dispenser at the monument (Project 005, M, addresses rec #13).</w:t>
-      </w:r>
-      <w:r>
-        <w:rPr>
-          <w:sz w:val="21"/>
-        </w:rPr>
-        <w:t xml:space="preserve"> Found empty during the 2025 adjudication; back on the volunteer round and refilled by </w:t>
-      </w:r>
-      <w:r>
-        <w:rPr>
-          <w:b/>
-          <w:sz w:val="21"/>
-        </w:rPr>
-        <w:t>Michelle M</w:t>
-      </w:r>
-      <w:r>
-        <w:rPr>
-          <w:sz w:val="21"/>
-        </w:rPr>
-        <w:t xml:space="preserve"> when stock is in. </w:t>
-      </w:r>
-      <w:r>
-        <w:rPr>
-          <w:b/>
-          <w:sz w:val="21"/>
-        </w:rPr>
-        <w:t>Cllr Sean Ryan</w:t>
-      </w:r>
-      <w:r>
-        <w:rPr>
-          <w:sz w:val="21"/>
-        </w:rPr>
-        <w:t xml:space="preserve"> has offered to pull a larger stockpile down from Clonmel for us to keep the dispenser reliably full through the rest of the year.</w:t>
+        <w:t>Four April 2026 clean-ups (Project 001, with rec #12 segregation).</w:t>
+      </w:r>
+      <w:r>
+        <w:rPr>
+          <w:sz w:val="21"/>
+        </w:rPr>
+        <w:t xml:space="preserve"> Project page: https://aburnsy.github.io/tidytowns/completed/001-litter-pick-2026/. Run on consecutive Thursdays through the village core and out along the four approach roads. The committee promoted the programme on a single flyer (working copy in the photo appendix) pushed out across the Parents Association comms app, the residents-association group chats, the village WhatsApp groups, the Tidy Towns Instagram account, and direct email on the same day. Turnout was broad rather than committee-only. Amongst others on the picks across the month were Anne-Marie, Kieran, Aidan, Brian, Michelle, David, Dave, Declan, John, Karen, Pat, Maeve, Michael, Billy, Paddy and Tom. The breadth came directly from the multi-channel notice: villagers came in off the residents-association chats and the Parents Association app who would not have heard about it through committee channels alone. The village core is mostly the everyday bits and pieces. The approach roads are a different story: illegal dumping is a sad regular occurrence out there and 2026 was no exception. April 2026 was also the first time we ran the clean-ups with point-of-collection segregation of recyclables, in direct response to rec #12 (covered in Section 5). Practical finding: most kerbside litter is too contaminated for the recycling stream, but bottles and cans in good condition are now reliably diverted from landfill. Process change is standard at our clean-ups going forward.</w:t>
+      </w:r>
+    </w:p>
+    <w:p>
+      <w:r>
+        <w:rPr>
+          <w:b/>
+          <w:sz w:val="21"/>
+        </w:rPr>
+        <w:t>Bollards repaint at the monument area (Project 013, addresses rec #14 carried from 2024).</w:t>
+      </w:r>
+      <w:r>
+        <w:rPr>
+          <w:sz w:val="21"/>
+        </w:rPr>
+        <w:t xml:space="preserve"> Scheduled for May 2026, ahead of adjudication. Current-state baseline photographs are on file; the post-repaint record will be added to https://aburnsy.github.io/tidytowns/projects/013-repaint-bollards/ once the work lands. Same action as Streetscape rec #3, referenced consistently across both categories.</w:t>
+      </w:r>
+    </w:p>
+    <w:p>
+      <w:r>
+        <w:rPr>
+          <w:b/>
+          <w:sz w:val="21"/>
+        </w:rPr>
+        <w:t>Mutt-mitt dispenser at the monument (Project 005, addresses rec #13).</w:t>
+      </w:r>
+      <w:r>
+        <w:rPr>
+          <w:sz w:val="21"/>
+        </w:rPr>
+        <w:t xml:space="preserve"> Project page: https://aburnsy.github.io/tidytowns/completed/005-mutt-mitt-dispenser/. Found empty during the 2025 adjudication; back on the volunteer round and refilled by Michelle M when stock is in. Cllr Sean Ryan has offered to pull a larger stockpile down from Clonmel for us to keep the dispenser reliably full through the rest of the year.</w:t>
       </w:r>
     </w:p>
     <w:p>
@@ -5227,20 +4563,7 @@
         <w:rPr>
           <w:sz w:val="21"/>
         </w:rPr>
-        <w:t xml:space="preserve"> is via the mutt-mitt dispenser, the volunteer round and the wider habit the village has built up around the Bog Walk and the village core. </w:t>
-      </w:r>
-      <w:r>
-        <w:rPr>
-          <w:b/>
-          <w:sz w:val="21"/>
-        </w:rPr>
-        <w:t>Anti-dog-fouling stencils</w:t>
-      </w:r>
-      <w:r>
-        <w:rPr>
-          <w:sz w:val="21"/>
-        </w:rPr>
-        <w:t xml:space="preserve"> in white paint sit at intervals along the village footpaths — a quiet, low-key reminder to dog walkers, complementing the mutt-mitt dispenser. Heavy traffic has worn some of them through and the committee will refresh those stretches in 2026 to keep the message clear.</w:t>
+        <w:t xml:space="preserve"> is via the mutt-mitt dispenser, the volunteer round and the wider habit the village has built up around the Bog Walk and the village core. Anti-dog-fouling stencils in white paint sit at intervals along the village footpaths, a quiet, low-key reminder to dog walkers, complementing the mutt-mitt dispenser. Heavy traffic has worn some of them through and the committee will refresh those stretches in 2026 to keep the message clear.</w:t>
       </w:r>
     </w:p>
     <w:p>
@@ -5264,13 +4587,13 @@
           <w:b/>
           <w:sz w:val="21"/>
         </w:rPr>
-        <w:t>Looking ahead (2027):</w:t>
-      </w:r>
-      <w:r>
-        <w:rPr>
-          <w:sz w:val="21"/>
-        </w:rPr>
-        <w:t xml:space="preserve"> continuity. Volunteer round on the mutt-mitt dispenser, bollards repainted as needed, segregation routine carried forward across all clean-ups. We will also consider running an annual themed clean-up (an EU Clean-Up Day or a "Bog Walk litter sweep") to give the routine an annual rhythm visible to residents.</w:t>
+        <w:t>Looking ahead (2027).</w:t>
+      </w:r>
+      <w:r>
+        <w:rPr>
+          <w:sz w:val="21"/>
+        </w:rPr>
+        <w:t xml:space="preserve"> Continuity. Volunteer round on the mutt-mitt dispenser, bollards repainted as needed, segregation routine carried forward across all clean-ups. We will also consider running an annual themed clean-up (an EU Clean-Up Day or a Bog Walk litter sweep) to give the routine an annual rhythm visible to residents.</w:t>
       </w:r>
     </w:p>
     <w:p>
@@ -5370,92 +4693,52 @@
           <w:i/>
           <w:sz w:val="21"/>
         </w:rPr>
-        <w:t>Each named estate has a place page at https://aburnsy.github.io/tidytowns/places/ with photographs and any 2026 activity logged against it. The estate winter wildlife strips proposal (Project 049) and the Glen Carraig wildflower-area conversation (Project 016) have project pages on the public tracker at https://aburnsy.github.io/tidytowns/.</w:t>
-      </w:r>
-    </w:p>
-    <w:p>
-      <w:r>
-        <w:rPr>
-          <w:sz w:val="21"/>
-        </w:rPr>
-        <w:t xml:space="preserve">The village has </w:t>
-      </w:r>
-      <w:r>
-        <w:rPr>
-          <w:b/>
-          <w:sz w:val="21"/>
-        </w:rPr>
-        <w:t>nine named housing estates</w:t>
-      </w:r>
-      <w:r>
-        <w:rPr>
-          <w:sz w:val="21"/>
-        </w:rPr>
-        <w:t xml:space="preserve"> close to the centre: Castle Park, Ned Hayes Park, Glen Carraig, Cluain Na Seimre, Fanning Park, Dún Na Rí, Ardleigh, Leighton Manor Estate and Meadow Brook. The committee's role across them in 2026 has been to </w:t>
-      </w:r>
-      <w:r>
-        <w:rPr>
-          <w:b/>
-          <w:sz w:val="21"/>
-        </w:rPr>
-        <w:t>encourage and support residents' own efforts</w:t>
-      </w:r>
-      <w:r>
-        <w:rPr>
-          <w:sz w:val="21"/>
-        </w:rPr>
-        <w:t xml:space="preserve"> rather than to take over maintenance of common areas. The estates with specific 2026 activity are summarised below; Castle Park, Fanning Park and Dún Na Rí are part of the photography programme and the village-wide work but did not have estate-specific highlights in 2026.</w:t>
-      </w:r>
-    </w:p>
-    <w:p>
-      <w:r>
-        <w:rPr>
-          <w:b/>
-          <w:sz w:val="21"/>
-        </w:rPr>
-        <w:t>Ned Hayes Park (addresses rec #15 — considered and consciously not taken on).</w:t>
-      </w:r>
-      <w:r>
-        <w:rPr>
-          <w:sz w:val="21"/>
-        </w:rPr>
-        <w:t xml:space="preserve"> The 2025 adjudicator recommended bedding plants in green strips and climbers on walls. After reviewing this against our 2026 funding priorities (Bog Walk, Sensory Garden timber, the kids' kitchen garden in the Sensory Garden raised beds, ongoing planter maintenance) the committee has chosen not to take on new bedding-and-climbers planting at Ned Hayes Park in 2026 or 2027. Strategic preference: residential effort focused on managed-for-wildlife sections outside estate boundaries (winter wildlife strips Project 049, unmown approach-road verges) rather than conventional bedding inside an individual estate. Existing planting (young Silver Birch, mixed shrub layer along the back boundary) continues to bed in. </w:t>
+        <w:t>Each named estate has a place page at https://aburnsy.github.io/tidytowns/places/ with photographs and any 2026 activity logged against it. The estate winter wildlife strips proposal is on the future register; the Glen Carraig wildflower-area conversation has its own project page (https://aburnsy.github.io/tidytowns/projects/016-village-wildflower-areas/).</w:t>
+      </w:r>
+    </w:p>
+    <w:p>
+      <w:r>
+        <w:rPr>
+          <w:sz w:val="21"/>
+        </w:rPr>
+        <w:t>The village has nine named housing estates close to the centre: Castle Park, Ned Hayes Park, Glen Carraig, Cluain Na Seimre, Fanning Park, Dún Na Rí, Ardleigh, Leighton Manor Estate and Meadow Brook. The committee's role across them in 2026 has been to encourage and support residents' own efforts rather than to take over maintenance of common areas. The estates with specific 2026 activity are summarised below; Castle Park, Fanning Park and Dún Na Rí are part of the photography programme and the village-wide work but did not have estate-specific highlights in 2026.</w:t>
+      </w:r>
+    </w:p>
+    <w:p>
+      <w:r>
+        <w:rPr>
+          <w:b/>
+          <w:sz w:val="21"/>
+        </w:rPr>
+        <w:t>Ned Hayes Park (addresses rec #15, considered and consciously not taken on).</w:t>
+      </w:r>
+      <w:r>
+        <w:rPr>
+          <w:sz w:val="21"/>
+        </w:rPr>
+        <w:t xml:space="preserve"> The 2025 adjudicator recommended bedding plants in green strips and climbers on walls. After reviewing this against our 2026 funding priorities (Bog Walk, Sensory Garden timber, the kids' kitchen garden in the Sensory Garden raised beds, ongoing planter maintenance) the committee has chosen not to take on new bedding-and-climbers planting at Ned Hayes Park in 2026 or 2027. Strategic preference: residential effort focused on managed-for-wildlife sections outside estate boundaries (winter wildlife strips, unmown approach-road verges) rather than conventional bedding inside an individual estate. Existing planting (young Silver Birch, mixed shrub layer along the back boundary) continues to bed in. </w:t>
       </w:r>
       <w:r>
         <w:rPr>
           <w:i/>
           <w:sz w:val="21"/>
         </w:rPr>
-        <w:t xml:space="preserve">Note: the 2025 report used "Noel Hayes Park"; the estate is </w:t>
-      </w:r>
-      <w:r>
-        <w:rPr>
-          <w:i/>
-          <w:sz w:val="21"/>
-        </w:rPr>
-        <w:t>Ned Hayes Park</w:t>
-      </w:r>
-      <w:r>
-        <w:rPr>
-          <w:i/>
-          <w:sz w:val="21"/>
-        </w:rPr>
-        <w:t>, named after Ned Hayes, captain of the village team that won the 1900 All-Ireland Senior Hurling Championship.</w:t>
-      </w:r>
-    </w:p>
-    <w:p>
-      <w:r>
-        <w:rPr>
-          <w:b/>
-          <w:sz w:val="21"/>
-        </w:rPr>
-        <w:t>Glen Carraig (Project 016, addresses rec #16 — asked, ball is with the estate).</w:t>
-      </w:r>
-      <w:r>
-        <w:rPr>
-          <w:sz w:val="21"/>
-        </w:rPr>
-        <w:t xml:space="preserve"> The committee approached the estate in 2026 about whether they would consider designating an unmown wildflower area at the entrance green. The estate manages the green and the call is theirs; they are still researching. We have not committed to a date until they do. The estate already carries part of the village's spring bulb display along its limestone wall (crocus, daffodil, allium, autumn 2025 planting).</w:t>
+        <w:t>Note: the 2025 report used "Noel Hayes Park"; the estate is Ned Hayes Park, named after Ned Hayes, captain of the village team that won the 1900 All-Ireland Senior Hurling Championship.</w:t>
+      </w:r>
+    </w:p>
+    <w:p>
+      <w:r>
+        <w:rPr>
+          <w:b/>
+          <w:sz w:val="21"/>
+        </w:rPr>
+        <w:t>Glen Carraig (Project 016, addresses rec #16, asked, ball is with the estate).</w:t>
+      </w:r>
+      <w:r>
+        <w:rPr>
+          <w:sz w:val="21"/>
+        </w:rPr>
+        <w:t xml:space="preserve"> Project page: https://aburnsy.github.io/tidytowns/projects/016-village-wildflower-areas/. The committee approached the estate in 2026 about whether they would consider designating an unmown wildflower area at the entrance green. The estate manages the green and the call is theirs; they are still researching. We have not committed to a date until they do. The estate already carries part of the village's spring bulb display along its limestone wall (crocus, daffodil, allium, autumn 2025 planting).</w:t>
       </w:r>
     </w:p>
     <w:p>
@@ -5500,20 +4783,7 @@
         <w:rPr>
           <w:sz w:val="21"/>
         </w:rPr>
-        <w:t xml:space="preserve"> A new roadside wildflower strip with allium bulbs (Purple Sensation and Nigrum) within it (Project 047). The estate has commissioned </w:t>
-      </w:r>
-      <w:r>
-        <w:rPr>
-          <w:b/>
-          <w:sz w:val="21"/>
-        </w:rPr>
-        <w:t>two new wooden planters from Seamus Butler</w:t>
-      </w:r>
-      <w:r>
-        <w:rPr>
-          <w:sz w:val="21"/>
-        </w:rPr>
-        <w:t xml:space="preserve"> — the same local tradesman who builds the village's whole planter set, mostly from salvaged timber where he can source it. The two planters are awaiting delivery; planting will wait until autumn to avoid midsummer establishment risk, keeping the estate visibly aligned with our cohesive village-wide planter scheme.</w:t>
+        <w:t xml:space="preserve"> A new roadside wildflower strip with allium bulbs (Purple Sensation and Nigrum) within it (Project 047). The estate has commissioned two new wooden planters from Seamus Butler, the same local tradesman who builds the village's whole planter set, mostly from salvaged timber where he can source it. The two planters are awaiting delivery; planting will wait until autumn to avoid midsummer establishment risk, keeping the estate visibly aligned with our cohesive village-wide planter scheme.</w:t>
       </w:r>
     </w:p>
     <w:p>
@@ -5537,56 +4807,43 @@
           <w:b/>
           <w:sz w:val="21"/>
         </w:rPr>
-        <w:t>Winter wildlife strips across the estates (Project 049, multi-year).</w:t>
-      </w:r>
-      <w:r>
-        <w:rPr>
-          <w:sz w:val="21"/>
-        </w:rPr>
-        <w:t xml:space="preserve"> The committee has written to most of the estates we judged to have sufficient green space, and to Tipperary County Council Roads (who mow many of the estate green areas), proposing the same idea. The principle: designate a single small section of grass to be left unmown from late summer, allowed to set seed, and left standing through autumn and winter so seed-heads feed birds and dead stems shelter overwintering insects; a single early-spring cut follows before insects emerge, lifting thatch so wildflowers come up cleanly the following year. Each section would be signed so the intent reads as a considered biodiversity choice rather than untended ground. </w:t>
-      </w:r>
-      <w:r>
-        <w:rPr>
-          <w:b/>
-          <w:sz w:val="21"/>
-        </w:rPr>
-        <w:t>None of the estates has yet agreed to a designation</w:t>
-      </w:r>
-      <w:r>
-        <w:rPr>
-          <w:sz w:val="21"/>
-        </w:rPr>
-        <w:t xml:space="preserve"> — multi-year piece tied to council mowing and resident agreement.</w:t>
-      </w:r>
-    </w:p>
-    <w:p>
-      <w:r>
-        <w:rPr>
-          <w:b/>
-          <w:sz w:val="21"/>
-        </w:rPr>
-        <w:t>Garden competition (Project 015, addresses rec #17).</w:t>
-      </w:r>
-      <w:r>
-        <w:rPr>
-          <w:sz w:val="21"/>
-        </w:rPr>
-        <w:t xml:space="preserve"> In the public tracker as a "when capacity allows" idea; may move to active in 2027 if committee capacity allows.</w:t>
-      </w:r>
-    </w:p>
-    <w:p>
-      <w:r>
-        <w:rPr>
-          <w:b/>
-          <w:sz w:val="21"/>
-        </w:rPr>
-        <w:t>Looking ahead (2027):</w:t>
-      </w:r>
-      <w:r>
-        <w:rPr>
-          <w:sz w:val="21"/>
-        </w:rPr>
-        <w:t xml:space="preserve"> designate winter wildlife strips in any estate that comes back positively (Project 049); if Glen Carraig agrees, deliver the wildflower area at the entrance green (Project 016); plant up Leighton Manor's own wooden planters in autumn 2027 once delivered; consider activating Project 015 if capacity allows.</w:t>
+        <w:t>Winter wildlife strips across the estates (multi-year).</w:t>
+      </w:r>
+      <w:r>
+        <w:rPr>
+          <w:sz w:val="21"/>
+        </w:rPr>
+        <w:t xml:space="preserve"> The committee has written to most of the estates we judged to have sufficient green space, and to Tipperary County Council Roads (who mow many of the estate green areas), proposing the same idea. The principle: designate a single small section of grass to be left unmown from late summer, allowed to set seed, and left standing through autumn and winter so seed-heads feed birds and dead stems shelter overwintering insects; a single early-spring cut follows before insects emerge, lifting thatch so wildflowers come up cleanly the following year. Each section would be signed so the intent reads as a considered biodiversity choice rather than untended ground. None of the estates has yet agreed to a designation. Multi-year piece tied to council mowing and resident agreement.</w:t>
+      </w:r>
+    </w:p>
+    <w:p>
+      <w:r>
+        <w:rPr>
+          <w:b/>
+          <w:sz w:val="21"/>
+        </w:rPr>
+        <w:t>Garden competition (addresses rec #17).</w:t>
+      </w:r>
+      <w:r>
+        <w:rPr>
+          <w:sz w:val="21"/>
+        </w:rPr>
+        <w:t xml:space="preserve"> Sits in the public tracker as a "when capacity allows" idea (https://aburnsy.github.io/tidytowns/future/015-garden-competition/); may move to active in 2027 if committee capacity allows.</w:t>
+      </w:r>
+    </w:p>
+    <w:p>
+      <w:r>
+        <w:rPr>
+          <w:b/>
+          <w:sz w:val="21"/>
+        </w:rPr>
+        <w:t>Looking ahead (2027).</w:t>
+      </w:r>
+      <w:r>
+        <w:rPr>
+          <w:sz w:val="21"/>
+        </w:rPr>
+        <w:t xml:space="preserve"> Designate winter wildlife strips in any estate that comes back positively; if Glen Carraig agrees, deliver the wildflower area at the entrance green; plant up Leighton Manor's own wooden planters in autumn 2027 once delivered; consider activating the garden competition if capacity allows.</w:t>
       </w:r>
     </w:p>
     <w:p>
@@ -5699,20 +4956,7 @@
         <w:rPr>
           <w:sz w:val="21"/>
         </w:rPr>
-        <w:t xml:space="preserve">Two Mile Borris is approached by four main roads, treated separately by the committee for both maintenance and photography. The L4202 is the road inside the village itself, so the west and south approaches are both the </w:t>
-      </w:r>
-      <w:r>
-        <w:rPr>
-          <w:b/>
-          <w:sz w:val="21"/>
-        </w:rPr>
-        <w:t>N75</w:t>
-      </w:r>
-      <w:r>
-        <w:rPr>
-          <w:sz w:val="21"/>
-        </w:rPr>
-        <w:t xml:space="preserve"> at different ends.</w:t>
+        <w:t>Two Mile Borris is approached by four main roads, treated separately by the committee for both maintenance and photography. The L4202 is the road inside the village itself, so the west and south approaches are both the N75 at different ends.</w:t>
       </w:r>
     </w:p>
     <w:p>
@@ -5733,20 +4977,7 @@
         <w:rPr>
           <w:sz w:val="21"/>
         </w:rPr>
-        <w:t xml:space="preserve"> the busiest approach and the main visitor arrival route. Spring 2026 planting of </w:t>
-      </w:r>
-      <w:r>
-        <w:rPr>
-          <w:b/>
-          <w:sz w:val="21"/>
-        </w:rPr>
-        <w:t>Dutch Master daffodils</w:t>
-      </w:r>
-      <w:r>
-        <w:rPr>
-          <w:sz w:val="21"/>
-        </w:rPr>
-        <w:t xml:space="preserve"> along a stretch of this approach gives a strong gateway display through March (photographs attached).</w:t>
+        <w:t xml:space="preserve"> the busiest approach and the main visitor arrival route. Spring 2026 planting of Dutch Master daffodils along a stretch of this approach gives a strong gateway display through March (photographs in the appendix).</w:t>
         <w:br/>
         <w:t xml:space="preserve">- </w:t>
       </w:r>
@@ -5761,20 +4992,7 @@
         <w:rPr>
           <w:sz w:val="21"/>
         </w:rPr>
-        <w:t xml:space="preserve"> the same N75 from the opposite end, carrying the highest through-traffic. Verges along this stretch are mown by </w:t>
-      </w:r>
-      <w:r>
-        <w:rPr>
-          <w:b/>
-          <w:sz w:val="21"/>
-        </w:rPr>
-        <w:t>Tipperary County Council Roads</w:t>
-      </w:r>
-      <w:r>
-        <w:rPr>
-          <w:sz w:val="21"/>
-        </w:rPr>
-        <w:t xml:space="preserve"> under a TII grant. The committee opened a Roads channel on 2026-05-08 to discuss verge mowing cadence and a possible pollinator-friendly approach to the M8 motorway-exit roundabout (Project 046, planting versus leaving as wildflowers). The Black River bridge sits just south of the village with a good corridor of native willow, alder, hawthorn, blackthorn and gorse on the banks.</w:t>
+        <w:t xml:space="preserve"> the same N75 from the opposite end, carrying the highest through-traffic. Verges along this stretch are mown by Tipperary County Council Roads under a TII grant. The committee opened a Roads channel on 8 May 2026 to discuss verge mowing cadence and a possible pollinator-friendly approach to the M8 motorway-exit roundabout (Project 046, https://aburnsy.github.io/tidytowns/projects/046-roundabout-pollinator-planting/, planting versus leaving as wildflowers). The Black River bridge sits just south of the village with a good corridor of native willow, alder, hawthorn, blackthorn and gorse on the banks.</w:t>
         <w:br/>
         <w:t xml:space="preserve">- </w:t>
       </w:r>
@@ -5789,20 +5007,7 @@
         <w:rPr>
           <w:sz w:val="21"/>
         </w:rPr>
-        <w:t xml:space="preserve"> quiet rural approach with a row of mature deciduous trees framing the road into the village. </w:t>
-      </w:r>
-      <w:r>
-        <w:rPr>
-          <w:b/>
-          <w:sz w:val="21"/>
-        </w:rPr>
-        <w:t>1,500 Ruby Giant crocuses</w:t>
-      </w:r>
-      <w:r>
-        <w:rPr>
-          <w:sz w:val="21"/>
-        </w:rPr>
-        <w:t xml:space="preserve"> were planted in the entrance green at Cluain Na Seimre as part of the autumn 2025 bulb programme; first burst of pollinator-friendly colour on this approach in March 2026.</w:t>
+        <w:t xml:space="preserve"> quiet rural approach with a row of mature deciduous trees framing the road into the village. 1,500 Ruby Giant crocuses were planted in the entrance green at Cluain Na Seimre as part of the autumn 2025 bulb programme; first burst of pollinator-friendly colour on this approach in March 2026.</w:t>
         <w:br/>
         <w:t xml:space="preserve">- </w:t>
       </w:r>
@@ -5811,93 +5016,28 @@
           <w:b/>
           <w:sz w:val="21"/>
         </w:rPr>
-        <w:t>From the east, L4202 from the Horse &amp; Jockey direction:</w:t>
-      </w:r>
-      <w:r>
-        <w:rPr>
-          <w:sz w:val="21"/>
-        </w:rPr>
-        <w:t xml:space="preserve"> welcome sign on a gabion-stone plinth in front of a trimmed hedgerow. </w:t>
-      </w:r>
-      <w:r>
-        <w:rPr>
-          <w:b/>
-          <w:sz w:val="21"/>
-        </w:rPr>
-        <w:t>About 100 Dutch Master daffodils and 200 alliums</w:t>
-      </w:r>
-      <w:r>
-        <w:rPr>
-          <w:sz w:val="21"/>
-        </w:rPr>
-        <w:t xml:space="preserve"> planted outside Leighton Manor as part of the autumn 2025 bulb programme. Varieties chosen are vigorous and naturalise readily.</w:t>
-      </w:r>
-    </w:p>
-    <w:p>
-      <w:r>
-        <w:rPr>
-          <w:b/>
-          <w:sz w:val="21"/>
-        </w:rPr>
-        <w:t>Unmown verge strip proposal (Project 009, N, addresses rec #18 on preserving unmown verge strips for nature).</w:t>
-      </w:r>
-      <w:r>
-        <w:rPr>
-          <w:sz w:val="21"/>
-        </w:rPr>
-        <w:t xml:space="preserve"> Verge maintenance on the N75, the village's main approach, is carried out by Tipperary County Council Roads under an annual grant from Transport Infrastructure Ireland; the committee does not control the mowing operation. To advance this proposal we have opened two complementary council channels: the County Biodiversity Officer </w:t>
-      </w:r>
-      <w:r>
-        <w:rPr>
-          <w:b/>
-          <w:sz w:val="21"/>
-        </w:rPr>
-        <w:t>Ann-Marie Fleming</w:t>
-      </w:r>
-      <w:r>
-        <w:rPr>
-          <w:sz w:val="21"/>
-        </w:rPr>
-        <w:t xml:space="preserve"> in April 2026 to establish the biodiversity rationale, and the </w:t>
-      </w:r>
-      <w:r>
-        <w:rPr>
-          <w:b/>
-          <w:sz w:val="21"/>
-        </w:rPr>
-        <w:t>Thurles Municipal District Roads section</w:t>
-      </w:r>
-      <w:r>
-        <w:rPr>
-          <w:sz w:val="21"/>
-        </w:rPr>
-        <w:t xml:space="preserve"> in May 2026 (via the council's customer-services route, with District Director </w:t>
-      </w:r>
-      <w:r>
-        <w:rPr>
-          <w:b/>
-          <w:sz w:val="21"/>
-        </w:rPr>
-        <w:t>Mark Connolly</w:t>
-      </w:r>
-      <w:r>
-        <w:rPr>
-          <w:sz w:val="21"/>
-        </w:rPr>
-        <w:t xml:space="preserve"> cc'd) to open the operational conversation directly. We see this as a multi-year relationship, not an enforcement matter. The committee's policy preference, in line with All-Ireland Pollinator Plan grassland guidance, is no sown commercial seed (let the existing seed bank emerge), end-of-season cut-and-remove to keep nutrient levels low, and "managed for wildlife" signage on the agreed strips. </w:t>
-      </w:r>
-      <w:r>
-        <w:rPr>
-          <w:b/>
-          <w:sz w:val="21"/>
-        </w:rPr>
-        <w:t>None of those steps is in place yet</w:t>
-      </w:r>
-      <w:r>
-        <w:rPr>
-          <w:sz w:val="21"/>
-        </w:rPr>
-        <w:t>; they follow once the council Roads conversation lands. The change is at no cost to TMB and would in fact reduce the council's mowing burden.</w:t>
+        <w:t>From the east, L4202 from the Horse and Jockey direction:</w:t>
+      </w:r>
+      <w:r>
+        <w:rPr>
+          <w:sz w:val="21"/>
+        </w:rPr>
+        <w:t xml:space="preserve"> welcome sign on a gabion-stone plinth in front of a trimmed hedgerow. About 100 Dutch Master daffodils and 200 alliums planted outside Leighton Manor as part of the autumn 2025 bulb programme. Varieties chosen are vigorous and naturalise readily.</w:t>
+      </w:r>
+    </w:p>
+    <w:p>
+      <w:r>
+        <w:rPr>
+          <w:b/>
+          <w:sz w:val="21"/>
+        </w:rPr>
+        <w:t>Unmown verge strip proposal (Project 009, addresses rec #18 on preserving unmown verge strips for nature).</w:t>
+      </w:r>
+      <w:r>
+        <w:rPr>
+          <w:sz w:val="21"/>
+        </w:rPr>
+        <w:t xml:space="preserve"> Project page: https://aburnsy.github.io/tidytowns/completed/009-unmown-verge-strips/. Verge maintenance on the N75, the village's main approach, is carried out by Tipperary County Council Roads under an annual grant from Transport Infrastructure Ireland; the committee does not control the mowing operation. To advance this proposal we have opened two complementary council channels: County Biodiversity Officer Ann-Marie Fleming in April 2026 to establish the biodiversity rationale, and the Thurles Municipal District Roads section in May 2026 (via the council's customer-services route, with District Director Mark Connolly cc'd) to open the operational conversation directly. We see this as a multi-year relationship, not an enforcement matter. The committee's policy preference, in line with All-Ireland Pollinator Plan grassland guidance, is no sown commercial seed (let the existing seed bank emerge), end-of-season cut-and-remove to keep nutrient levels low, and "managed for wildlife" signage on the agreed strips. None of those steps is in place yet; they follow once the council Roads conversation lands. The change is at no cost to TMB and would in fact reduce the council's mowing burden.</w:t>
       </w:r>
     </w:p>
     <w:p>
@@ -5912,20 +5052,7 @@
         <w:rPr>
           <w:sz w:val="21"/>
         </w:rPr>
-        <w:t xml:space="preserve"> on each approach has been audited as part of the photography programme; nothing flagged in 2026 has needed council escalation. </w:t>
-      </w:r>
-      <w:r>
-        <w:rPr>
-          <w:b/>
-          <w:sz w:val="21"/>
-        </w:rPr>
-        <w:t>Project 039</w:t>
-      </w:r>
-      <w:r>
-        <w:rPr>
-          <w:sz w:val="21"/>
-        </w:rPr>
-        <w:t xml:space="preserve"> ("Slán Abhaile" lettering on the back of village welcome signs) is planned for 2027.</w:t>
+        <w:t xml:space="preserve"> on each approach has been audited as part of the photography programme; nothing flagged in 2026 has needed council escalation. Project 039 ("Slán Abhaile" lettering on the back of village welcome signs, https://aburnsy.github.io/tidytowns/projects/039-slan-abhaile-signs/) is planned for 2027.</w:t>
       </w:r>
     </w:p>
     <w:p>
@@ -5955,22 +5082,22 @@
         <w:rPr>
           <w:sz w:val="21"/>
         </w:rPr>
-        <w:t xml:space="preserve"> ties into the village at both ends: the Clover entrance on the main street, and Clover Lane off the Ballyduff Road approach at the north end. Visitors arriving via the Ballyduff Road pass the loop's northern entry before reaching the village proper. Section 4 sets out the biodiversity narrative and the LEADER-funded Phase 1 nature trail works (Project 028).</w:t>
-      </w:r>
-    </w:p>
-    <w:p>
-      <w:r>
-        <w:rPr>
-          <w:b/>
-          <w:sz w:val="21"/>
-        </w:rPr>
-        <w:t>Looking ahead (2027):</w:t>
-      </w:r>
-      <w:r>
-        <w:rPr>
-          <w:sz w:val="21"/>
-        </w:rPr>
-        <w:t xml:space="preserve"> if the council Roads conversation lands positively, the first unmown verge strips and "managed for wildlife" signage go in during 2027 with the autumn cut-and-remove cycle following from there; record any species seen on the verges as those strips establish; Project 039 ("Slán Abhaile") added to welcome signs; consider whether one of the approach roads is a candidate for small-scale gateway pollinator planting under the All-Ireland Pollinator Plan.</w:t>
+        <w:t xml:space="preserve"> ties into the village at both ends: the Clover entrance on the main street, and Clover Lane off the Ballyduff Road approach at the north end. Visitors arriving via the Ballyduff Road pass the loop's northern entry before reaching the village proper. Section 4 sets out the biodiversity narrative and the LEADER-funded Phase 1 nature trail works (Project 028, https://aburnsy.github.io/tidytowns/projects/028-bog-walk-nature-trail/).</w:t>
+      </w:r>
+    </w:p>
+    <w:p>
+      <w:r>
+        <w:rPr>
+          <w:b/>
+          <w:sz w:val="21"/>
+        </w:rPr>
+        <w:t>Looking ahead (2027).</w:t>
+      </w:r>
+      <w:r>
+        <w:rPr>
+          <w:sz w:val="21"/>
+        </w:rPr>
+        <w:t xml:space="preserve"> If the council Roads conversation lands positively, the first unmown verge strips and "managed for wildlife" signage go in during 2027 with the autumn cut-and-remove cycle following from there; record any species seen on the verges as those strips establish; Project 039 ("Slán Abhaile") added to welcome signs; consider whether one of the approach roads is a candidate for small-scale gateway pollinator planting under the All-Ireland Pollinator Plan.</w:t>
       </w:r>
     </w:p>
     <w:p>
